--- a/minhchung.docx
+++ b/minhchung.docx
@@ -1,6 +1,6 @@
 
 <file path=word/document.xml><?xml version="1.0" encoding="utf-8"?>
-<w:document xmlns:wpc="http://schemas.microsoft.com/office/word/2010/wordprocessingCanvas" xmlns:mc="http://schemas.openxmlformats.org/markup-compatibility/2006" xmlns:o="urn:schemas-microsoft-com:office:office" xmlns:r="http://schemas.openxmlformats.org/officeDocument/2006/relationships" xmlns:m="http://schemas.openxmlformats.org/officeDocument/2006/math" xmlns:v="urn:schemas-microsoft-com:vml" xmlns:wp14="http://schemas.microsoft.com/office/word/2010/wordprocessingDrawing" xmlns:wp="http://schemas.openxmlformats.org/drawingml/2006/wordprocessingDrawing" xmlns:w10="urn:schemas-microsoft-com:office:word" xmlns:w="http://schemas.openxmlformats.org/wordprocessingml/2006/main" xmlns:w14="http://schemas.microsoft.com/office/word/2010/wordml" xmlns:w15="http://schemas.microsoft.com/office/word/2012/wordml" xmlns:wpg="http://schemas.microsoft.com/office/word/2010/wordprocessingGroup" xmlns:wpi="http://schemas.microsoft.com/office/word/2010/wordprocessingInk" xmlns:wne="http://schemas.microsoft.com/office/word/2006/wordml" xmlns:wps="http://schemas.microsoft.com/office/word/2010/wordprocessingShape" mc:Ignorable="w14 w15 wp14">
+<w:document xmlns:wpc="http://schemas.microsoft.com/office/word/2010/wordprocessingCanvas" xmlns:cx="http://schemas.microsoft.com/office/drawing/2014/chartex" xmlns:cx1="http://schemas.microsoft.com/office/drawing/2015/9/8/chartex" xmlns:cx2="http://schemas.microsoft.com/office/drawing/2015/10/21/chartex" xmlns:cx3="http://schemas.microsoft.com/office/drawing/2016/5/9/chartex" xmlns:cx4="http://schemas.microsoft.com/office/drawing/2016/5/10/chartex" xmlns:cx5="http://schemas.microsoft.com/office/drawing/2016/5/11/chartex" xmlns:cx6="http://schemas.microsoft.com/office/drawing/2016/5/12/chartex" xmlns:cx7="http://schemas.microsoft.com/office/drawing/2016/5/13/chartex" xmlns:cx8="http://schemas.microsoft.com/office/drawing/2016/5/14/chartex" xmlns:mc="http://schemas.openxmlformats.org/markup-compatibility/2006" xmlns:aink="http://schemas.microsoft.com/office/drawing/2016/ink" xmlns:am3d="http://schemas.microsoft.com/office/drawing/2017/model3d" xmlns:o="urn:schemas-microsoft-com:office:office" xmlns:oel="http://schemas.microsoft.com/office/2019/extlst" xmlns:r="http://schemas.openxmlformats.org/officeDocument/2006/relationships" xmlns:m="http://schemas.openxmlformats.org/officeDocument/2006/math" xmlns:v="urn:schemas-microsoft-com:vml" xmlns:wp14="http://schemas.microsoft.com/office/word/2010/wordprocessingDrawing" xmlns:wp="http://schemas.openxmlformats.org/drawingml/2006/wordprocessingDrawing" xmlns:w10="urn:schemas-microsoft-com:office:word" xmlns:w="http://schemas.openxmlformats.org/wordprocessingml/2006/main" xmlns:w14="http://schemas.microsoft.com/office/word/2010/wordml" xmlns:w15="http://schemas.microsoft.com/office/word/2012/wordml" xmlns:w16cex="http://schemas.microsoft.com/office/word/2018/wordml/cex" xmlns:w16cid="http://schemas.microsoft.com/office/word/2016/wordml/cid" xmlns:w16="http://schemas.microsoft.com/office/word/2018/wordml" xmlns:w16du="http://schemas.microsoft.com/office/word/2023/wordml/word16du" xmlns:w16sdtdh="http://schemas.microsoft.com/office/word/2020/wordml/sdtdatahash" xmlns:w16sdtfl="http://schemas.microsoft.com/office/word/2024/wordml/sdtformatlock" xmlns:w16se="http://schemas.microsoft.com/office/word/2015/wordml/symex" xmlns:wpg="http://schemas.microsoft.com/office/word/2010/wordprocessingGroup" xmlns:wpi="http://schemas.microsoft.com/office/word/2010/wordprocessingInk" xmlns:wne="http://schemas.microsoft.com/office/word/2006/wordml" xmlns:wps="http://schemas.microsoft.com/office/word/2010/wordprocessingShape" mc:Ignorable="w14 w15 w16se w16cid w16 w16cex w16sdtdh w16sdtfl w16du wp14">
   <w:body>
     <w:p>
       <w:pPr>
@@ -45,6 +45,43 @@
       <w:pPr>
         <w:ind w:left="360"/>
       </w:pPr>
+      <w:r>
+        <w:drawing>
+          <wp:inline distT="0" distB="0" distL="0" distR="0" wp14:anchorId="41EBC3A7" wp14:editId="6CE0BE99">
+            <wp:extent cx="5943600" cy="454660"/>
+            <wp:effectExtent l="0" t="0" r="0" b="2540"/>
+            <wp:docPr id="1898585771" name="Picture 1"/>
+            <wp:cNvGraphicFramePr>
+              <a:graphicFrameLocks xmlns:a="http://schemas.openxmlformats.org/drawingml/2006/main" noChangeAspect="1"/>
+            </wp:cNvGraphicFramePr>
+            <a:graphic xmlns:a="http://schemas.openxmlformats.org/drawingml/2006/main">
+              <a:graphicData uri="http://schemas.openxmlformats.org/drawingml/2006/picture">
+                <pic:pic xmlns:pic="http://schemas.openxmlformats.org/drawingml/2006/picture">
+                  <pic:nvPicPr>
+                    <pic:cNvPr id="1898585771" name=""/>
+                    <pic:cNvPicPr/>
+                  </pic:nvPicPr>
+                  <pic:blipFill>
+                    <a:blip r:embed="rId5"/>
+                    <a:stretch>
+                      <a:fillRect/>
+                    </a:stretch>
+                  </pic:blipFill>
+                  <pic:spPr>
+                    <a:xfrm>
+                      <a:off x="0" y="0"/>
+                      <a:ext cx="5943600" cy="454660"/>
+                    </a:xfrm>
+                    <a:prstGeom prst="rect">
+                      <a:avLst/>
+                    </a:prstGeom>
+                  </pic:spPr>
+                </pic:pic>
+              </a:graphicData>
+            </a:graphic>
+          </wp:inline>
+        </w:drawing>
+      </w:r>
     </w:p>
     <w:p>
       <w:pPr>
@@ -65,6 +102,43 @@
       <w:pPr>
         <w:ind w:left="360"/>
       </w:pPr>
+      <w:r>
+        <w:drawing>
+          <wp:inline distT="0" distB="0" distL="0" distR="0" wp14:anchorId="332335BD" wp14:editId="2ED5A9DB">
+            <wp:extent cx="5943600" cy="3343275"/>
+            <wp:effectExtent l="0" t="0" r="0" b="9525"/>
+            <wp:docPr id="623686344" name="Picture 1"/>
+            <wp:cNvGraphicFramePr>
+              <a:graphicFrameLocks xmlns:a="http://schemas.openxmlformats.org/drawingml/2006/main" noChangeAspect="1"/>
+            </wp:cNvGraphicFramePr>
+            <a:graphic xmlns:a="http://schemas.openxmlformats.org/drawingml/2006/main">
+              <a:graphicData uri="http://schemas.openxmlformats.org/drawingml/2006/picture">
+                <pic:pic xmlns:pic="http://schemas.openxmlformats.org/drawingml/2006/picture">
+                  <pic:nvPicPr>
+                    <pic:cNvPr id="623686344" name=""/>
+                    <pic:cNvPicPr/>
+                  </pic:nvPicPr>
+                  <pic:blipFill>
+                    <a:blip r:embed="rId6"/>
+                    <a:stretch>
+                      <a:fillRect/>
+                    </a:stretch>
+                  </pic:blipFill>
+                  <pic:spPr>
+                    <a:xfrm>
+                      <a:off x="0" y="0"/>
+                      <a:ext cx="5943600" cy="3343275"/>
+                    </a:xfrm>
+                    <a:prstGeom prst="rect">
+                      <a:avLst/>
+                    </a:prstGeom>
+                  </pic:spPr>
+                </pic:pic>
+              </a:graphicData>
+            </a:graphic>
+          </wp:inline>
+        </w:drawing>
+      </w:r>
     </w:p>
     <w:p>
       <w:pPr>
@@ -78,22 +152,11 @@
         <w:t>docker compose up -d</w:t>
       </w:r>
       <w:r>
-        <w:tab/>
-      </w:r>
-    </w:p>
-    <w:p>
-      <w:pPr>
-        <w:pStyle w:val="ListParagraph"/>
-      </w:pPr>
-    </w:p>
-    <w:p>
-      <w:pPr>
-        <w:pStyle w:val="ListParagraph"/>
-        <w:ind w:left="1080"/>
-      </w:pPr>
-      <w:r>
+        <w:rPr>
+          <w:noProof/>
+        </w:rPr>
         <w:drawing>
-          <wp:inline distT="0" distB="0" distL="0" distR="0" wp14:anchorId="40176577" wp14:editId="5E0DA6CF">
+          <wp:inline distT="0" distB="0" distL="0" distR="0" wp14:anchorId="4DCA440D" wp14:editId="17056E55">
             <wp:extent cx="5943600" cy="1946910"/>
             <wp:effectExtent l="0" t="0" r="0" b="0"/>
             <wp:docPr id="1" name="Picture 1"/>
@@ -108,7 +171,7 @@
                     <pic:cNvPicPr/>
                   </pic:nvPicPr>
                   <pic:blipFill>
-                    <a:blip r:embed="rId5"/>
+                    <a:blip r:embed="rId7"/>
                     <a:stretch>
                       <a:fillRect/>
                     </a:stretch>
@@ -128,15 +191,30 @@
           </wp:inline>
         </w:drawing>
       </w:r>
-      <w:bookmarkStart w:id="0" w:name="_GoBack"/>
-      <w:bookmarkEnd w:id="0"/>
-    </w:p>
-    <w:p>
-      <w:r>
-        <w:t>4</w:t>
-      </w:r>
       <w:r>
         <w:tab/>
+      </w:r>
+    </w:p>
+    <w:p>
+      <w:pPr>
+        <w:pStyle w:val="ListParagraph"/>
+      </w:pPr>
+    </w:p>
+    <w:p>
+      <w:pPr>
+        <w:pStyle w:val="ListParagraph"/>
+        <w:ind w:left="1080"/>
+      </w:pPr>
+    </w:p>
+    <w:p>
+      <w:pPr>
+        <w:pStyle w:val="ListParagraph"/>
+        <w:numPr>
+          <w:ilvl w:val="0"/>
+          <w:numId w:val="1"/>
+        </w:numPr>
+      </w:pPr>
+      <w:r>
         <w:t>docker compose ps</w:t>
       </w:r>
       <w:r>
@@ -144,135 +222,680 @@
       </w:r>
     </w:p>
     <w:p>
-      <w:r>
-        <w:t>5</w:t>
+      <w:pPr>
+        <w:ind w:left="360"/>
+      </w:pPr>
+      <w:r>
+        <w:lastRenderedPageBreak/>
+        <w:drawing>
+          <wp:inline distT="0" distB="0" distL="0" distR="0" wp14:anchorId="2347BF4D" wp14:editId="4AE771AC">
+            <wp:extent cx="5943600" cy="433070"/>
+            <wp:effectExtent l="0" t="0" r="0" b="5080"/>
+            <wp:docPr id="1905471998" name="Picture 1"/>
+            <wp:cNvGraphicFramePr>
+              <a:graphicFrameLocks xmlns:a="http://schemas.openxmlformats.org/drawingml/2006/main" noChangeAspect="1"/>
+            </wp:cNvGraphicFramePr>
+            <a:graphic xmlns:a="http://schemas.openxmlformats.org/drawingml/2006/main">
+              <a:graphicData uri="http://schemas.openxmlformats.org/drawingml/2006/picture">
+                <pic:pic xmlns:pic="http://schemas.openxmlformats.org/drawingml/2006/picture">
+                  <pic:nvPicPr>
+                    <pic:cNvPr id="1905471998" name=""/>
+                    <pic:cNvPicPr/>
+                  </pic:nvPicPr>
+                  <pic:blipFill>
+                    <a:blip r:embed="rId8"/>
+                    <a:stretch>
+                      <a:fillRect/>
+                    </a:stretch>
+                  </pic:blipFill>
+                  <pic:spPr>
+                    <a:xfrm>
+                      <a:off x="0" y="0"/>
+                      <a:ext cx="5943600" cy="433070"/>
+                    </a:xfrm>
+                    <a:prstGeom prst="rect">
+                      <a:avLst/>
+                    </a:prstGeom>
+                  </pic:spPr>
+                </pic:pic>
+              </a:graphicData>
+            </a:graphic>
+          </wp:inline>
+        </w:drawing>
+      </w:r>
+    </w:p>
+    <w:p>
+      <w:pPr>
+        <w:ind w:left="360"/>
+      </w:pPr>
+    </w:p>
+    <w:p>
+      <w:pPr>
+        <w:pStyle w:val="ListParagraph"/>
+        <w:numPr>
+          <w:ilvl w:val="0"/>
+          <w:numId w:val="1"/>
+        </w:numPr>
+      </w:pPr>
+      <w:r>
+        <w:t>docker compose down</w:t>
       </w:r>
       <w:r>
         <w:tab/>
-        <w:t>docker compose down</w:t>
+      </w:r>
+    </w:p>
+    <w:p>
+      <w:pPr>
+        <w:ind w:left="360"/>
+      </w:pPr>
+      <w:r>
+        <w:drawing>
+          <wp:inline distT="0" distB="0" distL="0" distR="0" wp14:anchorId="3096B34D" wp14:editId="4D8FDD42">
+            <wp:extent cx="5943600" cy="425450"/>
+            <wp:effectExtent l="0" t="0" r="0" b="0"/>
+            <wp:docPr id="587741627" name="Picture 1"/>
+            <wp:cNvGraphicFramePr>
+              <a:graphicFrameLocks xmlns:a="http://schemas.openxmlformats.org/drawingml/2006/main" noChangeAspect="1"/>
+            </wp:cNvGraphicFramePr>
+            <a:graphic xmlns:a="http://schemas.openxmlformats.org/drawingml/2006/main">
+              <a:graphicData uri="http://schemas.openxmlformats.org/drawingml/2006/picture">
+                <pic:pic xmlns:pic="http://schemas.openxmlformats.org/drawingml/2006/picture">
+                  <pic:nvPicPr>
+                    <pic:cNvPr id="587741627" name=""/>
+                    <pic:cNvPicPr/>
+                  </pic:nvPicPr>
+                  <pic:blipFill>
+                    <a:blip r:embed="rId9"/>
+                    <a:stretch>
+                      <a:fillRect/>
+                    </a:stretch>
+                  </pic:blipFill>
+                  <pic:spPr>
+                    <a:xfrm>
+                      <a:off x="0" y="0"/>
+                      <a:ext cx="5943600" cy="425450"/>
+                    </a:xfrm>
+                    <a:prstGeom prst="rect">
+                      <a:avLst/>
+                    </a:prstGeom>
+                  </pic:spPr>
+                </pic:pic>
+              </a:graphicData>
+            </a:graphic>
+          </wp:inline>
+        </w:drawing>
+      </w:r>
+    </w:p>
+    <w:p>
+      <w:pPr>
+        <w:pStyle w:val="ListParagraph"/>
+        <w:numPr>
+          <w:ilvl w:val="0"/>
+          <w:numId w:val="1"/>
+        </w:numPr>
+      </w:pPr>
+      <w:r>
+        <w:t>docker compose restart</w:t>
       </w:r>
       <w:r>
         <w:tab/>
       </w:r>
     </w:p>
     <w:p>
-      <w:r>
-        <w:t>6</w:t>
+      <w:pPr>
+        <w:ind w:left="360"/>
+      </w:pPr>
+      <w:r>
+        <w:drawing>
+          <wp:inline distT="0" distB="0" distL="0" distR="0" wp14:anchorId="66DCFA46" wp14:editId="66DB36AB">
+            <wp:extent cx="5943600" cy="628015"/>
+            <wp:effectExtent l="0" t="0" r="0" b="635"/>
+            <wp:docPr id="1797272668" name="Picture 1"/>
+            <wp:cNvGraphicFramePr>
+              <a:graphicFrameLocks xmlns:a="http://schemas.openxmlformats.org/drawingml/2006/main" noChangeAspect="1"/>
+            </wp:cNvGraphicFramePr>
+            <a:graphic xmlns:a="http://schemas.openxmlformats.org/drawingml/2006/main">
+              <a:graphicData uri="http://schemas.openxmlformats.org/drawingml/2006/picture">
+                <pic:pic xmlns:pic="http://schemas.openxmlformats.org/drawingml/2006/picture">
+                  <pic:nvPicPr>
+                    <pic:cNvPr id="1797272668" name=""/>
+                    <pic:cNvPicPr/>
+                  </pic:nvPicPr>
+                  <pic:blipFill>
+                    <a:blip r:embed="rId10"/>
+                    <a:stretch>
+                      <a:fillRect/>
+                    </a:stretch>
+                  </pic:blipFill>
+                  <pic:spPr>
+                    <a:xfrm>
+                      <a:off x="0" y="0"/>
+                      <a:ext cx="5943600" cy="628015"/>
+                    </a:xfrm>
+                    <a:prstGeom prst="rect">
+                      <a:avLst/>
+                    </a:prstGeom>
+                  </pic:spPr>
+                </pic:pic>
+              </a:graphicData>
+            </a:graphic>
+          </wp:inline>
+        </w:drawing>
+      </w:r>
+    </w:p>
+    <w:p>
+      <w:pPr>
+        <w:pStyle w:val="ListParagraph"/>
+        <w:numPr>
+          <w:ilvl w:val="0"/>
+          <w:numId w:val="1"/>
+        </w:numPr>
+      </w:pPr>
+      <w:r>
+        <w:t>docker compose logs -f</w:t>
       </w:r>
       <w:r>
         <w:tab/>
-        <w:t>docker compose restart</w:t>
+      </w:r>
+    </w:p>
+    <w:p>
+      <w:pPr>
+        <w:ind w:left="360"/>
+      </w:pPr>
+      <w:r>
+        <w:drawing>
+          <wp:inline distT="0" distB="0" distL="0" distR="0" wp14:anchorId="4E7F938C" wp14:editId="75CF2228">
+            <wp:extent cx="5943600" cy="3429635"/>
+            <wp:effectExtent l="0" t="0" r="0" b="0"/>
+            <wp:docPr id="1985548321" name="Picture 1"/>
+            <wp:cNvGraphicFramePr>
+              <a:graphicFrameLocks xmlns:a="http://schemas.openxmlformats.org/drawingml/2006/main" noChangeAspect="1"/>
+            </wp:cNvGraphicFramePr>
+            <a:graphic xmlns:a="http://schemas.openxmlformats.org/drawingml/2006/main">
+              <a:graphicData uri="http://schemas.openxmlformats.org/drawingml/2006/picture">
+                <pic:pic xmlns:pic="http://schemas.openxmlformats.org/drawingml/2006/picture">
+                  <pic:nvPicPr>
+                    <pic:cNvPr id="1985548321" name=""/>
+                    <pic:cNvPicPr/>
+                  </pic:nvPicPr>
+                  <pic:blipFill>
+                    <a:blip r:embed="rId11"/>
+                    <a:stretch>
+                      <a:fillRect/>
+                    </a:stretch>
+                  </pic:blipFill>
+                  <pic:spPr>
+                    <a:xfrm>
+                      <a:off x="0" y="0"/>
+                      <a:ext cx="5943600" cy="3429635"/>
+                    </a:xfrm>
+                    <a:prstGeom prst="rect">
+                      <a:avLst/>
+                    </a:prstGeom>
+                  </pic:spPr>
+                </pic:pic>
+              </a:graphicData>
+            </a:graphic>
+          </wp:inline>
+        </w:drawing>
+      </w:r>
+    </w:p>
+    <w:p>
+      <w:pPr>
+        <w:pStyle w:val="ListParagraph"/>
+        <w:numPr>
+          <w:ilvl w:val="0"/>
+          <w:numId w:val="1"/>
+        </w:numPr>
+      </w:pPr>
+      <w:r>
+        <w:t>docker compose build</w:t>
       </w:r>
       <w:r>
         <w:tab/>
       </w:r>
     </w:p>
     <w:p>
-      <w:r>
-        <w:t>7</w:t>
+      <w:pPr>
+        <w:ind w:left="360"/>
+      </w:pPr>
+      <w:r>
+        <w:drawing>
+          <wp:inline distT="0" distB="0" distL="0" distR="0" wp14:anchorId="44B5A18D" wp14:editId="604BE4A9">
+            <wp:extent cx="5943600" cy="266700"/>
+            <wp:effectExtent l="0" t="0" r="0" b="0"/>
+            <wp:docPr id="2085262581" name="Picture 1"/>
+            <wp:cNvGraphicFramePr>
+              <a:graphicFrameLocks xmlns:a="http://schemas.openxmlformats.org/drawingml/2006/main" noChangeAspect="1"/>
+            </wp:cNvGraphicFramePr>
+            <a:graphic xmlns:a="http://schemas.openxmlformats.org/drawingml/2006/main">
+              <a:graphicData uri="http://schemas.openxmlformats.org/drawingml/2006/picture">
+                <pic:pic xmlns:pic="http://schemas.openxmlformats.org/drawingml/2006/picture">
+                  <pic:nvPicPr>
+                    <pic:cNvPr id="2085262581" name=""/>
+                    <pic:cNvPicPr/>
+                  </pic:nvPicPr>
+                  <pic:blipFill>
+                    <a:blip r:embed="rId12"/>
+                    <a:stretch>
+                      <a:fillRect/>
+                    </a:stretch>
+                  </pic:blipFill>
+                  <pic:spPr>
+                    <a:xfrm>
+                      <a:off x="0" y="0"/>
+                      <a:ext cx="5943600" cy="266700"/>
+                    </a:xfrm>
+                    <a:prstGeom prst="rect">
+                      <a:avLst/>
+                    </a:prstGeom>
+                  </pic:spPr>
+                </pic:pic>
+              </a:graphicData>
+            </a:graphic>
+          </wp:inline>
+        </w:drawing>
+      </w:r>
+    </w:p>
+    <w:p>
+      <w:pPr>
+        <w:pStyle w:val="ListParagraph"/>
+        <w:numPr>
+          <w:ilvl w:val="0"/>
+          <w:numId w:val="1"/>
+        </w:numPr>
+      </w:pPr>
+      <w:r>
+        <w:t>docker compose exec &lt;service_name&gt; &lt;command&gt;</w:t>
       </w:r>
       <w:r>
         <w:tab/>
-        <w:t>docker compose logs -f</w:t>
+      </w:r>
+    </w:p>
+    <w:p>
+      <w:pPr>
+        <w:ind w:left="360"/>
+      </w:pPr>
+      <w:r>
+        <w:drawing>
+          <wp:inline distT="0" distB="0" distL="0" distR="0" wp14:anchorId="49B4C9D2" wp14:editId="0BF47ECF">
+            <wp:extent cx="5943600" cy="233045"/>
+            <wp:effectExtent l="0" t="0" r="0" b="0"/>
+            <wp:docPr id="434825716" name="Picture 1"/>
+            <wp:cNvGraphicFramePr>
+              <a:graphicFrameLocks xmlns:a="http://schemas.openxmlformats.org/drawingml/2006/main" noChangeAspect="1"/>
+            </wp:cNvGraphicFramePr>
+            <a:graphic xmlns:a="http://schemas.openxmlformats.org/drawingml/2006/main">
+              <a:graphicData uri="http://schemas.openxmlformats.org/drawingml/2006/picture">
+                <pic:pic xmlns:pic="http://schemas.openxmlformats.org/drawingml/2006/picture">
+                  <pic:nvPicPr>
+                    <pic:cNvPr id="434825716" name=""/>
+                    <pic:cNvPicPr/>
+                  </pic:nvPicPr>
+                  <pic:blipFill>
+                    <a:blip r:embed="rId13"/>
+                    <a:stretch>
+                      <a:fillRect/>
+                    </a:stretch>
+                  </pic:blipFill>
+                  <pic:spPr>
+                    <a:xfrm>
+                      <a:off x="0" y="0"/>
+                      <a:ext cx="5943600" cy="233045"/>
+                    </a:xfrm>
+                    <a:prstGeom prst="rect">
+                      <a:avLst/>
+                    </a:prstGeom>
+                  </pic:spPr>
+                </pic:pic>
+              </a:graphicData>
+            </a:graphic>
+          </wp:inline>
+        </w:drawing>
+      </w:r>
+    </w:p>
+    <w:p>
+      <w:pPr>
+        <w:pStyle w:val="ListParagraph"/>
+        <w:numPr>
+          <w:ilvl w:val="0"/>
+          <w:numId w:val="1"/>
+        </w:numPr>
+      </w:pPr>
+      <w:r>
+        <w:t>docker compose down -v</w:t>
       </w:r>
       <w:r>
         <w:tab/>
       </w:r>
     </w:p>
     <w:p>
-      <w:r>
-        <w:t>8</w:t>
+      <w:pPr>
+        <w:ind w:left="360"/>
+      </w:pPr>
+      <w:r>
+        <w:lastRenderedPageBreak/>
+        <w:drawing>
+          <wp:inline distT="0" distB="0" distL="0" distR="0" wp14:anchorId="6FF04656" wp14:editId="27424F31">
+            <wp:extent cx="5943600" cy="631825"/>
+            <wp:effectExtent l="0" t="0" r="0" b="0"/>
+            <wp:docPr id="338454660" name="Picture 1"/>
+            <wp:cNvGraphicFramePr>
+              <a:graphicFrameLocks xmlns:a="http://schemas.openxmlformats.org/drawingml/2006/main" noChangeAspect="1"/>
+            </wp:cNvGraphicFramePr>
+            <a:graphic xmlns:a="http://schemas.openxmlformats.org/drawingml/2006/main">
+              <a:graphicData uri="http://schemas.openxmlformats.org/drawingml/2006/picture">
+                <pic:pic xmlns:pic="http://schemas.openxmlformats.org/drawingml/2006/picture">
+                  <pic:nvPicPr>
+                    <pic:cNvPr id="338454660" name=""/>
+                    <pic:cNvPicPr/>
+                  </pic:nvPicPr>
+                  <pic:blipFill>
+                    <a:blip r:embed="rId14"/>
+                    <a:stretch>
+                      <a:fillRect/>
+                    </a:stretch>
+                  </pic:blipFill>
+                  <pic:spPr>
+                    <a:xfrm>
+                      <a:off x="0" y="0"/>
+                      <a:ext cx="5943600" cy="631825"/>
+                    </a:xfrm>
+                    <a:prstGeom prst="rect">
+                      <a:avLst/>
+                    </a:prstGeom>
+                  </pic:spPr>
+                </pic:pic>
+              </a:graphicData>
+            </a:graphic>
+          </wp:inline>
+        </w:drawing>
+      </w:r>
+    </w:p>
+    <w:p>
+      <w:pPr>
+        <w:pStyle w:val="ListParagraph"/>
+        <w:numPr>
+          <w:ilvl w:val="0"/>
+          <w:numId w:val="1"/>
+        </w:numPr>
+      </w:pPr>
+      <w:r>
+        <w:t>docker compose run &lt;service_name&gt; &lt;command&gt;</w:t>
       </w:r>
       <w:r>
         <w:tab/>
-        <w:t>docker compose build</w:t>
+      </w:r>
+    </w:p>
+    <w:p>
+      <w:pPr>
+        <w:ind w:left="360"/>
+      </w:pPr>
+      <w:r>
+        <w:drawing>
+          <wp:inline distT="0" distB="0" distL="0" distR="0" wp14:anchorId="6306BDFE" wp14:editId="1D95F3F8">
+            <wp:extent cx="5943600" cy="1251585"/>
+            <wp:effectExtent l="0" t="0" r="0" b="5715"/>
+            <wp:docPr id="1840011151" name="Picture 1"/>
+            <wp:cNvGraphicFramePr>
+              <a:graphicFrameLocks xmlns:a="http://schemas.openxmlformats.org/drawingml/2006/main" noChangeAspect="1"/>
+            </wp:cNvGraphicFramePr>
+            <a:graphic xmlns:a="http://schemas.openxmlformats.org/drawingml/2006/main">
+              <a:graphicData uri="http://schemas.openxmlformats.org/drawingml/2006/picture">
+                <pic:pic xmlns:pic="http://schemas.openxmlformats.org/drawingml/2006/picture">
+                  <pic:nvPicPr>
+                    <pic:cNvPr id="1840011151" name=""/>
+                    <pic:cNvPicPr/>
+                  </pic:nvPicPr>
+                  <pic:blipFill>
+                    <a:blip r:embed="rId15"/>
+                    <a:stretch>
+                      <a:fillRect/>
+                    </a:stretch>
+                  </pic:blipFill>
+                  <pic:spPr>
+                    <a:xfrm>
+                      <a:off x="0" y="0"/>
+                      <a:ext cx="5943600" cy="1251585"/>
+                    </a:xfrm>
+                    <a:prstGeom prst="rect">
+                      <a:avLst/>
+                    </a:prstGeom>
+                  </pic:spPr>
+                </pic:pic>
+              </a:graphicData>
+            </a:graphic>
+          </wp:inline>
+        </w:drawing>
+      </w:r>
+    </w:p>
+    <w:p>
+      <w:pPr>
+        <w:pStyle w:val="ListParagraph"/>
+        <w:numPr>
+          <w:ilvl w:val="0"/>
+          <w:numId w:val="1"/>
+        </w:numPr>
+      </w:pPr>
+      <w:r>
+        <w:t>docker compose stop &lt;service_name&gt;</w:t>
       </w:r>
       <w:r>
         <w:tab/>
       </w:r>
     </w:p>
     <w:p>
-      <w:r>
-        <w:t>9</w:t>
+      <w:pPr>
+        <w:ind w:left="360"/>
+      </w:pPr>
+      <w:r>
+        <w:drawing>
+          <wp:inline distT="0" distB="0" distL="0" distR="0" wp14:anchorId="6F755A76" wp14:editId="002CEE80">
+            <wp:extent cx="5943600" cy="518795"/>
+            <wp:effectExtent l="0" t="0" r="0" b="0"/>
+            <wp:docPr id="1432534440" name="Picture 1"/>
+            <wp:cNvGraphicFramePr>
+              <a:graphicFrameLocks xmlns:a="http://schemas.openxmlformats.org/drawingml/2006/main" noChangeAspect="1"/>
+            </wp:cNvGraphicFramePr>
+            <a:graphic xmlns:a="http://schemas.openxmlformats.org/drawingml/2006/main">
+              <a:graphicData uri="http://schemas.openxmlformats.org/drawingml/2006/picture">
+                <pic:pic xmlns:pic="http://schemas.openxmlformats.org/drawingml/2006/picture">
+                  <pic:nvPicPr>
+                    <pic:cNvPr id="1432534440" name=""/>
+                    <pic:cNvPicPr/>
+                  </pic:nvPicPr>
+                  <pic:blipFill>
+                    <a:blip r:embed="rId16"/>
+                    <a:stretch>
+                      <a:fillRect/>
+                    </a:stretch>
+                  </pic:blipFill>
+                  <pic:spPr>
+                    <a:xfrm>
+                      <a:off x="0" y="0"/>
+                      <a:ext cx="5943600" cy="518795"/>
+                    </a:xfrm>
+                    <a:prstGeom prst="rect">
+                      <a:avLst/>
+                    </a:prstGeom>
+                  </pic:spPr>
+                </pic:pic>
+              </a:graphicData>
+            </a:graphic>
+          </wp:inline>
+        </w:drawing>
+      </w:r>
+    </w:p>
+    <w:p>
+      <w:pPr>
+        <w:pStyle w:val="ListParagraph"/>
+        <w:numPr>
+          <w:ilvl w:val="0"/>
+          <w:numId w:val="1"/>
+        </w:numPr>
+      </w:pPr>
+      <w:r>
+        <w:t>docker compose rm &lt;service_name&gt;</w:t>
       </w:r>
       <w:r>
         <w:tab/>
-        <w:t>docker compose exec &lt;service_name&gt; &lt;command&gt;</w:t>
+      </w:r>
+    </w:p>
+    <w:p>
+      <w:pPr>
+        <w:ind w:left="360"/>
+      </w:pPr>
+      <w:r>
+        <w:drawing>
+          <wp:inline distT="0" distB="0" distL="0" distR="0" wp14:anchorId="21567766" wp14:editId="70ABB637">
+            <wp:extent cx="5943600" cy="454025"/>
+            <wp:effectExtent l="0" t="0" r="0" b="3175"/>
+            <wp:docPr id="1648078860" name="Picture 1"/>
+            <wp:cNvGraphicFramePr>
+              <a:graphicFrameLocks xmlns:a="http://schemas.openxmlformats.org/drawingml/2006/main" noChangeAspect="1"/>
+            </wp:cNvGraphicFramePr>
+            <a:graphic xmlns:a="http://schemas.openxmlformats.org/drawingml/2006/main">
+              <a:graphicData uri="http://schemas.openxmlformats.org/drawingml/2006/picture">
+                <pic:pic xmlns:pic="http://schemas.openxmlformats.org/drawingml/2006/picture">
+                  <pic:nvPicPr>
+                    <pic:cNvPr id="1648078860" name=""/>
+                    <pic:cNvPicPr/>
+                  </pic:nvPicPr>
+                  <pic:blipFill>
+                    <a:blip r:embed="rId17"/>
+                    <a:stretch>
+                      <a:fillRect/>
+                    </a:stretch>
+                  </pic:blipFill>
+                  <pic:spPr>
+                    <a:xfrm>
+                      <a:off x="0" y="0"/>
+                      <a:ext cx="5943600" cy="454025"/>
+                    </a:xfrm>
+                    <a:prstGeom prst="rect">
+                      <a:avLst/>
+                    </a:prstGeom>
+                  </pic:spPr>
+                </pic:pic>
+              </a:graphicData>
+            </a:graphic>
+          </wp:inline>
+        </w:drawing>
+      </w:r>
+    </w:p>
+    <w:p>
+      <w:pPr>
+        <w:pStyle w:val="ListParagraph"/>
+        <w:numPr>
+          <w:ilvl w:val="0"/>
+          <w:numId w:val="1"/>
+        </w:numPr>
+      </w:pPr>
+      <w:r>
+        <w:t>docker compose config</w:t>
       </w:r>
       <w:r>
         <w:tab/>
       </w:r>
     </w:p>
     <w:p>
-      <w:r>
-        <w:t>10</w:t>
+      <w:pPr>
+        <w:ind w:left="360"/>
+      </w:pPr>
+      <w:r>
+        <w:drawing>
+          <wp:inline distT="0" distB="0" distL="0" distR="0" wp14:anchorId="485D260A" wp14:editId="201382AD">
+            <wp:extent cx="5943600" cy="2948940"/>
+            <wp:effectExtent l="0" t="0" r="0" b="3810"/>
+            <wp:docPr id="1468903618" name="Picture 1"/>
+            <wp:cNvGraphicFramePr>
+              <a:graphicFrameLocks xmlns:a="http://schemas.openxmlformats.org/drawingml/2006/main" noChangeAspect="1"/>
+            </wp:cNvGraphicFramePr>
+            <a:graphic xmlns:a="http://schemas.openxmlformats.org/drawingml/2006/main">
+              <a:graphicData uri="http://schemas.openxmlformats.org/drawingml/2006/picture">
+                <pic:pic xmlns:pic="http://schemas.openxmlformats.org/drawingml/2006/picture">
+                  <pic:nvPicPr>
+                    <pic:cNvPr id="1468903618" name=""/>
+                    <pic:cNvPicPr/>
+                  </pic:nvPicPr>
+                  <pic:blipFill>
+                    <a:blip r:embed="rId18"/>
+                    <a:stretch>
+                      <a:fillRect/>
+                    </a:stretch>
+                  </pic:blipFill>
+                  <pic:spPr>
+                    <a:xfrm>
+                      <a:off x="0" y="0"/>
+                      <a:ext cx="5943600" cy="2948940"/>
+                    </a:xfrm>
+                    <a:prstGeom prst="rect">
+                      <a:avLst/>
+                    </a:prstGeom>
+                  </pic:spPr>
+                </pic:pic>
+              </a:graphicData>
+            </a:graphic>
+          </wp:inline>
+        </w:drawing>
+      </w:r>
+    </w:p>
+    <w:p>
+      <w:pPr>
+        <w:pStyle w:val="ListParagraph"/>
+        <w:numPr>
+          <w:ilvl w:val="0"/>
+          <w:numId w:val="1"/>
+        </w:numPr>
+      </w:pPr>
+      <w:r>
+        <w:t>docker compose up -d --build</w:t>
       </w:r>
       <w:r>
         <w:tab/>
-        <w:t>docker compose down -v</w:t>
-      </w:r>
-      <w:r>
-        <w:tab/>
-      </w:r>
-    </w:p>
-    <w:p>
-      <w:r>
-        <w:t>11</w:t>
-      </w:r>
-      <w:r>
-        <w:tab/>
-        <w:t>docker compose run &lt;service_name&gt; &lt;command&gt;</w:t>
-      </w:r>
-      <w:r>
-        <w:tab/>
-      </w:r>
-    </w:p>
-    <w:p>
-      <w:r>
-        <w:t>12</w:t>
-      </w:r>
-      <w:r>
-        <w:tab/>
-        <w:t>docker compose stop &lt;service_name&gt;</w:t>
-      </w:r>
-      <w:r>
-        <w:tab/>
-      </w:r>
-    </w:p>
-    <w:p>
-      <w:r>
-        <w:t>13</w:t>
-      </w:r>
-      <w:r>
-        <w:tab/>
-        <w:t>docker compose rm &lt;service_name&gt;</w:t>
-      </w:r>
-      <w:r>
-        <w:tab/>
-      </w:r>
-    </w:p>
-    <w:p>
-      <w:r>
-        <w:t>14</w:t>
-      </w:r>
-      <w:r>
-        <w:tab/>
-        <w:t>docker compose config</w:t>
-      </w:r>
-      <w:r>
-        <w:tab/>
-      </w:r>
-    </w:p>
-    <w:p>
-      <w:r>
-        <w:t>15</w:t>
-      </w:r>
-      <w:r>
-        <w:tab/>
-        <w:t>docker compose up -d --build</w:t>
-      </w:r>
-      <w:r>
-        <w:tab/>
+      </w:r>
+    </w:p>
+    <w:p>
+      <w:pPr>
+        <w:ind w:left="360"/>
+      </w:pPr>
+      <w:r>
+        <w:lastRenderedPageBreak/>
+        <w:drawing>
+          <wp:inline distT="0" distB="0" distL="0" distR="0" wp14:anchorId="42F02AA0" wp14:editId="6CD51BFC">
+            <wp:extent cx="5943600" cy="612140"/>
+            <wp:effectExtent l="0" t="0" r="0" b="0"/>
+            <wp:docPr id="1301110236" name="Picture 1"/>
+            <wp:cNvGraphicFramePr>
+              <a:graphicFrameLocks xmlns:a="http://schemas.openxmlformats.org/drawingml/2006/main" noChangeAspect="1"/>
+            </wp:cNvGraphicFramePr>
+            <a:graphic xmlns:a="http://schemas.openxmlformats.org/drawingml/2006/main">
+              <a:graphicData uri="http://schemas.openxmlformats.org/drawingml/2006/picture">
+                <pic:pic xmlns:pic="http://schemas.openxmlformats.org/drawingml/2006/picture">
+                  <pic:nvPicPr>
+                    <pic:cNvPr id="1301110236" name=""/>
+                    <pic:cNvPicPr/>
+                  </pic:nvPicPr>
+                  <pic:blipFill>
+                    <a:blip r:embed="rId19"/>
+                    <a:stretch>
+                      <a:fillRect/>
+                    </a:stretch>
+                  </pic:blipFill>
+                  <pic:spPr>
+                    <a:xfrm>
+                      <a:off x="0" y="0"/>
+                      <a:ext cx="5943600" cy="612140"/>
+                    </a:xfrm>
+                    <a:prstGeom prst="rect">
+                      <a:avLst/>
+                    </a:prstGeom>
+                  </pic:spPr>
+                </pic:pic>
+              </a:graphicData>
+            </a:graphic>
+          </wp:inline>
+        </w:drawing>
       </w:r>
     </w:p>
     <w:sectPr>
@@ -286,8 +909,8 @@
 </file>
 
 <file path=word/numbering.xml><?xml version="1.0" encoding="utf-8"?>
-<w:numbering xmlns:wpc="http://schemas.microsoft.com/office/word/2010/wordprocessingCanvas" xmlns:mc="http://schemas.openxmlformats.org/markup-compatibility/2006" xmlns:o="urn:schemas-microsoft-com:office:office" xmlns:r="http://schemas.openxmlformats.org/officeDocument/2006/relationships" xmlns:m="http://schemas.openxmlformats.org/officeDocument/2006/math" xmlns:v="urn:schemas-microsoft-com:vml" xmlns:wp14="http://schemas.microsoft.com/office/word/2010/wordprocessingDrawing" xmlns:wp="http://schemas.openxmlformats.org/drawingml/2006/wordprocessingDrawing" xmlns:w10="urn:schemas-microsoft-com:office:word" xmlns:w="http://schemas.openxmlformats.org/wordprocessingml/2006/main" xmlns:w14="http://schemas.microsoft.com/office/word/2010/wordml" xmlns:w15="http://schemas.microsoft.com/office/word/2012/wordml" xmlns:wpg="http://schemas.microsoft.com/office/word/2010/wordprocessingGroup" xmlns:wpi="http://schemas.microsoft.com/office/word/2010/wordprocessingInk" xmlns:wne="http://schemas.microsoft.com/office/word/2006/wordml" xmlns:wps="http://schemas.microsoft.com/office/word/2010/wordprocessingShape" mc:Ignorable="w14 w15 wp14">
-  <w:abstractNum w:abstractNumId="0">
+<w:numbering xmlns:wpc="http://schemas.microsoft.com/office/word/2010/wordprocessingCanvas" xmlns:cx="http://schemas.microsoft.com/office/drawing/2014/chartex" xmlns:cx1="http://schemas.microsoft.com/office/drawing/2015/9/8/chartex" xmlns:cx2="http://schemas.microsoft.com/office/drawing/2015/10/21/chartex" xmlns:cx3="http://schemas.microsoft.com/office/drawing/2016/5/9/chartex" xmlns:cx4="http://schemas.microsoft.com/office/drawing/2016/5/10/chartex" xmlns:cx5="http://schemas.microsoft.com/office/drawing/2016/5/11/chartex" xmlns:cx6="http://schemas.microsoft.com/office/drawing/2016/5/12/chartex" xmlns:cx7="http://schemas.microsoft.com/office/drawing/2016/5/13/chartex" xmlns:cx8="http://schemas.microsoft.com/office/drawing/2016/5/14/chartex" xmlns:mc="http://schemas.openxmlformats.org/markup-compatibility/2006" xmlns:aink="http://schemas.microsoft.com/office/drawing/2016/ink" xmlns:am3d="http://schemas.microsoft.com/office/drawing/2017/model3d" xmlns:o="urn:schemas-microsoft-com:office:office" xmlns:oel="http://schemas.microsoft.com/office/2019/extlst" xmlns:r="http://schemas.openxmlformats.org/officeDocument/2006/relationships" xmlns:m="http://schemas.openxmlformats.org/officeDocument/2006/math" xmlns:v="urn:schemas-microsoft-com:vml" xmlns:wp14="http://schemas.microsoft.com/office/word/2010/wordprocessingDrawing" xmlns:wp="http://schemas.openxmlformats.org/drawingml/2006/wordprocessingDrawing" xmlns:w10="urn:schemas-microsoft-com:office:word" xmlns:w="http://schemas.openxmlformats.org/wordprocessingml/2006/main" xmlns:w14="http://schemas.microsoft.com/office/word/2010/wordml" xmlns:w15="http://schemas.microsoft.com/office/word/2012/wordml" xmlns:w16cex="http://schemas.microsoft.com/office/word/2018/wordml/cex" xmlns:w16cid="http://schemas.microsoft.com/office/word/2016/wordml/cid" xmlns:w16="http://schemas.microsoft.com/office/word/2018/wordml" xmlns:w16du="http://schemas.microsoft.com/office/word/2023/wordml/word16du" xmlns:w16sdtdh="http://schemas.microsoft.com/office/word/2020/wordml/sdtdatahash" xmlns:w16sdtfl="http://schemas.microsoft.com/office/word/2024/wordml/sdtformatlock" xmlns:w16se="http://schemas.microsoft.com/office/word/2015/wordml/symex" xmlns:wpg="http://schemas.microsoft.com/office/word/2010/wordprocessingGroup" xmlns:wpi="http://schemas.microsoft.com/office/word/2010/wordprocessingInk" xmlns:wne="http://schemas.microsoft.com/office/word/2006/wordml" xmlns:wps="http://schemas.microsoft.com/office/word/2010/wordprocessingShape" mc:Ignorable="w14 w15 w16se w16cid w16 w16cex w16sdtdh w16sdtfl w16du wp14">
+  <w:abstractNum w:abstractNumId="0" w15:restartNumberingAfterBreak="0">
     <w:nsid w:val="407B7BD8"/>
     <w:multiLevelType w:val="hybridMultilevel"/>
     <w:tmpl w:val="CC8E0BE8"/>
@@ -376,14 +999,14 @@
       </w:pPr>
     </w:lvl>
   </w:abstractNum>
-  <w:num w:numId="1">
+  <w:num w:numId="1" w16cid:durableId="366369296">
     <w:abstractNumId w:val="0"/>
   </w:num>
 </w:numbering>
 </file>
 
 <file path=word/styles.xml><?xml version="1.0" encoding="utf-8"?>
-<w:styles xmlns:mc="http://schemas.openxmlformats.org/markup-compatibility/2006" xmlns:r="http://schemas.openxmlformats.org/officeDocument/2006/relationships" xmlns:w="http://schemas.openxmlformats.org/wordprocessingml/2006/main" xmlns:w14="http://schemas.microsoft.com/office/word/2010/wordml" xmlns:w15="http://schemas.microsoft.com/office/word/2012/wordml" mc:Ignorable="w14 w15">
+<w:styles xmlns:mc="http://schemas.openxmlformats.org/markup-compatibility/2006" xmlns:r="http://schemas.openxmlformats.org/officeDocument/2006/relationships" xmlns:w="http://schemas.openxmlformats.org/wordprocessingml/2006/main" xmlns:w14="http://schemas.microsoft.com/office/word/2010/wordml" xmlns:w15="http://schemas.microsoft.com/office/word/2012/wordml" xmlns:w16cex="http://schemas.microsoft.com/office/word/2018/wordml/cex" xmlns:w16cid="http://schemas.microsoft.com/office/word/2016/wordml/cid" xmlns:w16="http://schemas.microsoft.com/office/word/2018/wordml" xmlns:w16du="http://schemas.microsoft.com/office/word/2023/wordml/word16du" xmlns:w16sdtdh="http://schemas.microsoft.com/office/word/2020/wordml/sdtdatahash" xmlns:w16sdtfl="http://schemas.microsoft.com/office/word/2024/wordml/sdtformatlock" xmlns:w16se="http://schemas.microsoft.com/office/word/2015/wordml/symex" mc:Ignorable="w14 w15 w16se w16cid w16 w16cex w16sdtdh w16sdtfl w16du">
   <w:docDefaults>
     <w:rPrDefault>
       <w:rPr>
@@ -399,7 +1022,7 @@
       </w:pPr>
     </w:pPrDefault>
   </w:docDefaults>
-  <w:latentStyles w:defLockedState="0" w:defUIPriority="99" w:defSemiHidden="0" w:defUnhideWhenUsed="0" w:defQFormat="0" w:count="371">
+  <w:latentStyles w:defLockedState="0" w:defUIPriority="99" w:defSemiHidden="0" w:defUnhideWhenUsed="0" w:defQFormat="0" w:count="376">
     <w:lsdException w:name="Normal" w:uiPriority="0" w:qFormat="1"/>
     <w:lsdException w:name="heading 1" w:uiPriority="9" w:qFormat="1"/>
     <w:lsdException w:name="heading 2" w:semiHidden="1" w:uiPriority="9" w:unhideWhenUsed="1" w:qFormat="1"/>
@@ -771,6 +1394,11 @@
     <w:lsdException w:name="List Table 5 Dark Accent 6" w:uiPriority="50"/>
     <w:lsdException w:name="List Table 6 Colorful Accent 6" w:uiPriority="51"/>
     <w:lsdException w:name="List Table 7 Colorful Accent 6" w:uiPriority="52"/>
+    <w:lsdException w:name="Mention" w:semiHidden="1" w:unhideWhenUsed="1"/>
+    <w:lsdException w:name="Smart Hyperlink" w:semiHidden="1" w:unhideWhenUsed="1"/>
+    <w:lsdException w:name="Hashtag" w:semiHidden="1" w:unhideWhenUsed="1"/>
+    <w:lsdException w:name="Unresolved Mention" w:semiHidden="1" w:unhideWhenUsed="1"/>
+    <w:lsdException w:name="Smart Link" w:semiHidden="1" w:unhideWhenUsed="1"/>
   </w:latentStyles>
   <w:style w:type="paragraph" w:default="1" w:styleId="Normal">
     <w:name w:val="Normal"/>

--- a/minhchung.docx
+++ b/minhchung.docx
@@ -46,6 +46,9 @@
         <w:ind w:left="360"/>
       </w:pPr>
       <w:r>
+        <w:rPr>
+          <w:noProof/>
+        </w:rPr>
         <w:drawing>
           <wp:inline distT="0" distB="0" distL="0" distR="0" wp14:anchorId="41EBC3A7" wp14:editId="6CE0BE99">
             <wp:extent cx="5943600" cy="454660"/>
@@ -103,6 +106,9 @@
         <w:ind w:left="360"/>
       </w:pPr>
       <w:r>
+        <w:rPr>
+          <w:noProof/>
+        </w:rPr>
         <w:drawing>
           <wp:inline distT="0" distB="0" distL="0" distR="0" wp14:anchorId="332335BD" wp14:editId="2ED5A9DB">
             <wp:extent cx="5943600" cy="3343275"/>
@@ -226,6 +232,9 @@
         <w:ind w:left="360"/>
       </w:pPr>
       <w:r>
+        <w:rPr>
+          <w:noProof/>
+        </w:rPr>
         <w:lastRenderedPageBreak/>
         <w:drawing>
           <wp:inline distT="0" distB="0" distL="0" distR="0" wp14:anchorId="2347BF4D" wp14:editId="4AE771AC">
@@ -289,6 +298,9 @@
         <w:ind w:left="360"/>
       </w:pPr>
       <w:r>
+        <w:rPr>
+          <w:noProof/>
+        </w:rPr>
         <w:drawing>
           <wp:inline distT="0" distB="0" distL="0" distR="0" wp14:anchorId="3096B34D" wp14:editId="4D8FDD42">
             <wp:extent cx="5943600" cy="425450"/>
@@ -346,6 +358,9 @@
         <w:ind w:left="360"/>
       </w:pPr>
       <w:r>
+        <w:rPr>
+          <w:noProof/>
+        </w:rPr>
         <w:drawing>
           <wp:inline distT="0" distB="0" distL="0" distR="0" wp14:anchorId="66DCFA46" wp14:editId="66DB36AB">
             <wp:extent cx="5943600" cy="628015"/>
@@ -403,6 +418,9 @@
         <w:ind w:left="360"/>
       </w:pPr>
       <w:r>
+        <w:rPr>
+          <w:noProof/>
+        </w:rPr>
         <w:drawing>
           <wp:inline distT="0" distB="0" distL="0" distR="0" wp14:anchorId="4E7F938C" wp14:editId="75CF2228">
             <wp:extent cx="5943600" cy="3429635"/>
@@ -460,6 +478,9 @@
         <w:ind w:left="360"/>
       </w:pPr>
       <w:r>
+        <w:rPr>
+          <w:noProof/>
+        </w:rPr>
         <w:drawing>
           <wp:inline distT="0" distB="0" distL="0" distR="0" wp14:anchorId="44B5A18D" wp14:editId="604BE4A9">
             <wp:extent cx="5943600" cy="266700"/>
@@ -517,6 +538,9 @@
         <w:ind w:left="360"/>
       </w:pPr>
       <w:r>
+        <w:rPr>
+          <w:noProof/>
+        </w:rPr>
         <w:drawing>
           <wp:inline distT="0" distB="0" distL="0" distR="0" wp14:anchorId="49B4C9D2" wp14:editId="0BF47ECF">
             <wp:extent cx="5943600" cy="233045"/>
@@ -574,6 +598,9 @@
         <w:ind w:left="360"/>
       </w:pPr>
       <w:r>
+        <w:rPr>
+          <w:noProof/>
+        </w:rPr>
         <w:lastRenderedPageBreak/>
         <w:drawing>
           <wp:inline distT="0" distB="0" distL="0" distR="0" wp14:anchorId="6FF04656" wp14:editId="27424F31">
@@ -632,6 +659,9 @@
         <w:ind w:left="360"/>
       </w:pPr>
       <w:r>
+        <w:rPr>
+          <w:noProof/>
+        </w:rPr>
         <w:drawing>
           <wp:inline distT="0" distB="0" distL="0" distR="0" wp14:anchorId="6306BDFE" wp14:editId="1D95F3F8">
             <wp:extent cx="5943600" cy="1251585"/>
@@ -689,6 +719,9 @@
         <w:ind w:left="360"/>
       </w:pPr>
       <w:r>
+        <w:rPr>
+          <w:noProof/>
+        </w:rPr>
         <w:drawing>
           <wp:inline distT="0" distB="0" distL="0" distR="0" wp14:anchorId="6F755A76" wp14:editId="002CEE80">
             <wp:extent cx="5943600" cy="518795"/>
@@ -746,6 +779,9 @@
         <w:ind w:left="360"/>
       </w:pPr>
       <w:r>
+        <w:rPr>
+          <w:noProof/>
+        </w:rPr>
         <w:drawing>
           <wp:inline distT="0" distB="0" distL="0" distR="0" wp14:anchorId="21567766" wp14:editId="70ABB637">
             <wp:extent cx="5943600" cy="454025"/>
@@ -803,6 +839,9 @@
         <w:ind w:left="360"/>
       </w:pPr>
       <w:r>
+        <w:rPr>
+          <w:noProof/>
+        </w:rPr>
         <w:drawing>
           <wp:inline distT="0" distB="0" distL="0" distR="0" wp14:anchorId="485D260A" wp14:editId="201382AD">
             <wp:extent cx="5943600" cy="2948940"/>
@@ -860,6 +899,9 @@
         <w:ind w:left="360"/>
       </w:pPr>
       <w:r>
+        <w:rPr>
+          <w:noProof/>
+        </w:rPr>
         <w:lastRenderedPageBreak/>
         <w:drawing>
           <wp:inline distT="0" distB="0" distL="0" distR="0" wp14:anchorId="42F02AA0" wp14:editId="6CD51BFC">
@@ -896,6 +938,1892 @@
             </a:graphic>
           </wp:inline>
         </w:drawing>
+      </w:r>
+    </w:p>
+    <w:p>
+      <w:pPr>
+        <w:ind w:left="360"/>
+      </w:pPr>
+    </w:p>
+    <w:p>
+      <w:pPr>
+        <w:ind w:left="360"/>
+      </w:pPr>
+      <w:r>
+        <w:t>Phần 2:</w:t>
+      </w:r>
+      <w:r>
+        <w:tab/>
+        <w:t>Docker Compose file</w:t>
+      </w:r>
+      <w:r>
+        <w:tab/>
+      </w:r>
+      <w:r>
+        <w:tab/>
+      </w:r>
+      <w:r>
+        <w:tab/>
+      </w:r>
+      <w:r>
+        <w:tab/>
+      </w:r>
+    </w:p>
+    <w:p>
+      <w:pPr>
+        <w:ind w:left="360"/>
+      </w:pPr>
+      <w:r>
+        <w:tab/>
+        <w:t>Bài 1: Chạy một container đơn giản với Docker Compose</w:t>
+      </w:r>
+      <w:r>
+        <w:tab/>
+      </w:r>
+      <w:r>
+        <w:tab/>
+      </w:r>
+      <w:r>
+        <w:tab/>
+      </w:r>
+      <w:r>
+        <w:tab/>
+      </w:r>
+    </w:p>
+    <w:p>
+      <w:pPr>
+        <w:ind w:left="360"/>
+      </w:pPr>
+      <w:r>
+        <w:tab/>
+      </w:r>
+      <w:r>
+        <w:tab/>
+        <w:t>Yêu cầu:</w:t>
+      </w:r>
+      <w:r>
+        <w:tab/>
+      </w:r>
+      <w:r>
+        <w:tab/>
+      </w:r>
+      <w:r>
+        <w:tab/>
+      </w:r>
+    </w:p>
+    <w:p>
+      <w:pPr>
+        <w:ind w:left="360"/>
+      </w:pPr>
+      <w:r>
+        <w:tab/>
+      </w:r>
+      <w:r>
+        <w:tab/>
+        <w:t>Tạo một container chạy Nginx bằng Docker Compose.</w:t>
+      </w:r>
+      <w:r>
+        <w:tab/>
+      </w:r>
+      <w:r>
+        <w:tab/>
+      </w:r>
+      <w:r>
+        <w:tab/>
+      </w:r>
+    </w:p>
+    <w:p>
+      <w:pPr>
+        <w:ind w:left="360"/>
+      </w:pPr>
+      <w:r>
+        <w:tab/>
+      </w:r>
+      <w:r>
+        <w:tab/>
+        <w:t>Map cổng 8080 của máy host với cổng 80 của container.</w:t>
+      </w:r>
+      <w:r>
+        <w:tab/>
+      </w:r>
+      <w:r>
+        <w:tab/>
+      </w:r>
+      <w:r>
+        <w:tab/>
+      </w:r>
+    </w:p>
+    <w:p>
+      <w:pPr>
+        <w:ind w:left="360"/>
+      </w:pPr>
+      <w:r>
+        <w:tab/>
+      </w:r>
+      <w:r>
+        <w:tab/>
+      </w:r>
+      <w:r>
+        <w:drawing>
+          <wp:inline distT="0" distB="0" distL="0" distR="0" wp14:anchorId="37495B41" wp14:editId="21BEA6B8">
+            <wp:extent cx="5943600" cy="3343275"/>
+            <wp:effectExtent l="0" t="0" r="0" b="9525"/>
+            <wp:docPr id="1755070941" name="Picture 1"/>
+            <wp:cNvGraphicFramePr>
+              <a:graphicFrameLocks xmlns:a="http://schemas.openxmlformats.org/drawingml/2006/main" noChangeAspect="1"/>
+            </wp:cNvGraphicFramePr>
+            <a:graphic xmlns:a="http://schemas.openxmlformats.org/drawingml/2006/main">
+              <a:graphicData uri="http://schemas.openxmlformats.org/drawingml/2006/picture">
+                <pic:pic xmlns:pic="http://schemas.openxmlformats.org/drawingml/2006/picture">
+                  <pic:nvPicPr>
+                    <pic:cNvPr id="1755070941" name=""/>
+                    <pic:cNvPicPr/>
+                  </pic:nvPicPr>
+                  <pic:blipFill>
+                    <a:blip r:embed="rId20"/>
+                    <a:stretch>
+                      <a:fillRect/>
+                    </a:stretch>
+                  </pic:blipFill>
+                  <pic:spPr>
+                    <a:xfrm>
+                      <a:off x="0" y="0"/>
+                      <a:ext cx="5943600" cy="3343275"/>
+                    </a:xfrm>
+                    <a:prstGeom prst="rect">
+                      <a:avLst/>
+                    </a:prstGeom>
+                  </pic:spPr>
+                </pic:pic>
+              </a:graphicData>
+            </a:graphic>
+          </wp:inline>
+        </w:drawing>
+      </w:r>
+    </w:p>
+    <w:p>
+      <w:pPr>
+        <w:ind w:left="360"/>
+      </w:pPr>
+      <w:r>
+        <w:lastRenderedPageBreak/>
+        <w:drawing>
+          <wp:inline distT="0" distB="0" distL="0" distR="0" wp14:anchorId="02FBFFF7" wp14:editId="12DE5F9B">
+            <wp:extent cx="5943600" cy="3343275"/>
+            <wp:effectExtent l="0" t="0" r="0" b="9525"/>
+            <wp:docPr id="1127759966" name="Picture 1"/>
+            <wp:cNvGraphicFramePr>
+              <a:graphicFrameLocks xmlns:a="http://schemas.openxmlformats.org/drawingml/2006/main" noChangeAspect="1"/>
+            </wp:cNvGraphicFramePr>
+            <a:graphic xmlns:a="http://schemas.openxmlformats.org/drawingml/2006/main">
+              <a:graphicData uri="http://schemas.openxmlformats.org/drawingml/2006/picture">
+                <pic:pic xmlns:pic="http://schemas.openxmlformats.org/drawingml/2006/picture">
+                  <pic:nvPicPr>
+                    <pic:cNvPr id="1127759966" name=""/>
+                    <pic:cNvPicPr/>
+                  </pic:nvPicPr>
+                  <pic:blipFill>
+                    <a:blip r:embed="rId21"/>
+                    <a:stretch>
+                      <a:fillRect/>
+                    </a:stretch>
+                  </pic:blipFill>
+                  <pic:spPr>
+                    <a:xfrm>
+                      <a:off x="0" y="0"/>
+                      <a:ext cx="5943600" cy="3343275"/>
+                    </a:xfrm>
+                    <a:prstGeom prst="rect">
+                      <a:avLst/>
+                    </a:prstGeom>
+                  </pic:spPr>
+                </pic:pic>
+              </a:graphicData>
+            </a:graphic>
+          </wp:inline>
+        </w:drawing>
+      </w:r>
+      <w:r>
+        <w:tab/>
+      </w:r>
+      <w:r>
+        <w:tab/>
+      </w:r>
+      <w:r>
+        <w:tab/>
+      </w:r>
+    </w:p>
+    <w:p>
+      <w:pPr>
+        <w:ind w:left="360"/>
+      </w:pPr>
+      <w:r>
+        <w:tab/>
+        <w:t>Bài 2: Chạy MySQL với Docker Compose</w:t>
+      </w:r>
+      <w:r>
+        <w:tab/>
+      </w:r>
+      <w:r>
+        <w:tab/>
+      </w:r>
+      <w:r>
+        <w:tab/>
+      </w:r>
+      <w:r>
+        <w:tab/>
+      </w:r>
+    </w:p>
+    <w:p>
+      <w:pPr>
+        <w:ind w:left="360"/>
+      </w:pPr>
+      <w:r>
+        <w:tab/>
+      </w:r>
+      <w:r>
+        <w:tab/>
+        <w:t>Yêu cầu:</w:t>
+      </w:r>
+      <w:r>
+        <w:tab/>
+      </w:r>
+      <w:r>
+        <w:tab/>
+      </w:r>
+      <w:r>
+        <w:tab/>
+      </w:r>
+    </w:p>
+    <w:p>
+      <w:pPr>
+        <w:ind w:left="360"/>
+      </w:pPr>
+      <w:r>
+        <w:tab/>
+      </w:r>
+      <w:r>
+        <w:tab/>
+        <w:t>Tạo một container chạy MySQL phiên bản 8.0.</w:t>
+      </w:r>
+      <w:r>
+        <w:tab/>
+      </w:r>
+      <w:r>
+        <w:tab/>
+      </w:r>
+      <w:r>
+        <w:tab/>
+      </w:r>
+    </w:p>
+    <w:p>
+      <w:pPr>
+        <w:ind w:left="360"/>
+      </w:pPr>
+      <w:r>
+        <w:tab/>
+      </w:r>
+      <w:r>
+        <w:tab/>
+        <w:t>Đặt username là user, password là password và database là mydb</w:t>
+      </w:r>
+      <w:r>
+        <w:tab/>
+      </w:r>
+      <w:r>
+        <w:tab/>
+      </w:r>
+      <w:r>
+        <w:tab/>
+      </w:r>
+    </w:p>
+    <w:p>
+      <w:pPr>
+        <w:ind w:left="360"/>
+      </w:pPr>
+      <w:r>
+        <w:lastRenderedPageBreak/>
+        <w:tab/>
+      </w:r>
+      <w:r>
+        <w:drawing>
+          <wp:inline distT="0" distB="0" distL="0" distR="0" wp14:anchorId="57D4578D" wp14:editId="0EF9F0FF">
+            <wp:extent cx="5943600" cy="3343275"/>
+            <wp:effectExtent l="0" t="0" r="0" b="9525"/>
+            <wp:docPr id="1609336816" name="Picture 1"/>
+            <wp:cNvGraphicFramePr>
+              <a:graphicFrameLocks xmlns:a="http://schemas.openxmlformats.org/drawingml/2006/main" noChangeAspect="1"/>
+            </wp:cNvGraphicFramePr>
+            <a:graphic xmlns:a="http://schemas.openxmlformats.org/drawingml/2006/main">
+              <a:graphicData uri="http://schemas.openxmlformats.org/drawingml/2006/picture">
+                <pic:pic xmlns:pic="http://schemas.openxmlformats.org/drawingml/2006/picture">
+                  <pic:nvPicPr>
+                    <pic:cNvPr id="1609336816" name=""/>
+                    <pic:cNvPicPr/>
+                  </pic:nvPicPr>
+                  <pic:blipFill>
+                    <a:blip r:embed="rId22"/>
+                    <a:stretch>
+                      <a:fillRect/>
+                    </a:stretch>
+                  </pic:blipFill>
+                  <pic:spPr>
+                    <a:xfrm>
+                      <a:off x="0" y="0"/>
+                      <a:ext cx="5943600" cy="3343275"/>
+                    </a:xfrm>
+                    <a:prstGeom prst="rect">
+                      <a:avLst/>
+                    </a:prstGeom>
+                  </pic:spPr>
+                </pic:pic>
+              </a:graphicData>
+            </a:graphic>
+          </wp:inline>
+        </w:drawing>
+      </w:r>
+      <w:r>
+        <w:tab/>
+      </w:r>
+      <w:r>
+        <w:tab/>
+      </w:r>
+      <w:r>
+        <w:tab/>
+      </w:r>
+      <w:r>
+        <w:tab/>
+      </w:r>
+    </w:p>
+    <w:p>
+      <w:pPr>
+        <w:ind w:left="360"/>
+      </w:pPr>
+      <w:r>
+        <w:tab/>
+        <w:t>Bài 3: Kết nối MySQL với PHPMyAdmin</w:t>
+      </w:r>
+      <w:r>
+        <w:tab/>
+      </w:r>
+      <w:r>
+        <w:tab/>
+      </w:r>
+      <w:r>
+        <w:tab/>
+      </w:r>
+      <w:r>
+        <w:tab/>
+      </w:r>
+    </w:p>
+    <w:p>
+      <w:pPr>
+        <w:ind w:left="360"/>
+      </w:pPr>
+      <w:r>
+        <w:tab/>
+      </w:r>
+      <w:r>
+        <w:tab/>
+        <w:t>Yêu cầu:</w:t>
+      </w:r>
+      <w:r>
+        <w:tab/>
+      </w:r>
+      <w:r>
+        <w:tab/>
+      </w:r>
+      <w:r>
+        <w:tab/>
+      </w:r>
+    </w:p>
+    <w:p>
+      <w:pPr>
+        <w:ind w:left="360"/>
+      </w:pPr>
+      <w:r>
+        <w:tab/>
+      </w:r>
+      <w:r>
+        <w:tab/>
+        <w:t>Chạy MySQL và PHPMyAdmin với Docker Compose.</w:t>
+      </w:r>
+      <w:r>
+        <w:tab/>
+      </w:r>
+      <w:r>
+        <w:tab/>
+      </w:r>
+      <w:r>
+        <w:tab/>
+      </w:r>
+    </w:p>
+    <w:p>
+      <w:pPr>
+        <w:ind w:left="360"/>
+      </w:pPr>
+      <w:r>
+        <w:tab/>
+      </w:r>
+      <w:r>
+        <w:tab/>
+        <w:t>PHPMyAdmin chạy trên cổng 8081.</w:t>
+      </w:r>
+      <w:r>
+        <w:tab/>
+      </w:r>
+      <w:r>
+        <w:tab/>
+      </w:r>
+      <w:r>
+        <w:tab/>
+      </w:r>
+    </w:p>
+    <w:p>
+      <w:pPr>
+        <w:ind w:left="360"/>
+      </w:pPr>
+      <w:r>
+        <w:lastRenderedPageBreak/>
+        <w:tab/>
+      </w:r>
+      <w:r>
+        <w:drawing>
+          <wp:inline distT="0" distB="0" distL="0" distR="0" wp14:anchorId="48B44AF2" wp14:editId="37C6A25A">
+            <wp:extent cx="5943600" cy="3343275"/>
+            <wp:effectExtent l="0" t="0" r="0" b="9525"/>
+            <wp:docPr id="1068331820" name="Picture 1"/>
+            <wp:cNvGraphicFramePr>
+              <a:graphicFrameLocks xmlns:a="http://schemas.openxmlformats.org/drawingml/2006/main" noChangeAspect="1"/>
+            </wp:cNvGraphicFramePr>
+            <a:graphic xmlns:a="http://schemas.openxmlformats.org/drawingml/2006/main">
+              <a:graphicData uri="http://schemas.openxmlformats.org/drawingml/2006/picture">
+                <pic:pic xmlns:pic="http://schemas.openxmlformats.org/drawingml/2006/picture">
+                  <pic:nvPicPr>
+                    <pic:cNvPr id="1068331820" name=""/>
+                    <pic:cNvPicPr/>
+                  </pic:nvPicPr>
+                  <pic:blipFill>
+                    <a:blip r:embed="rId23"/>
+                    <a:stretch>
+                      <a:fillRect/>
+                    </a:stretch>
+                  </pic:blipFill>
+                  <pic:spPr>
+                    <a:xfrm>
+                      <a:off x="0" y="0"/>
+                      <a:ext cx="5943600" cy="3343275"/>
+                    </a:xfrm>
+                    <a:prstGeom prst="rect">
+                      <a:avLst/>
+                    </a:prstGeom>
+                  </pic:spPr>
+                </pic:pic>
+              </a:graphicData>
+            </a:graphic>
+          </wp:inline>
+        </w:drawing>
+      </w:r>
+      <w:r>
+        <w:tab/>
+      </w:r>
+      <w:r>
+        <w:tab/>
+      </w:r>
+      <w:r>
+        <w:tab/>
+      </w:r>
+      <w:r>
+        <w:tab/>
+      </w:r>
+    </w:p>
+    <w:p>
+      <w:pPr>
+        <w:ind w:left="360"/>
+      </w:pPr>
+      <w:r>
+        <w:tab/>
+        <w:t>Bài 4: Chạy ứng dụng Node.js với Docker Compose</w:t>
+      </w:r>
+      <w:r>
+        <w:tab/>
+      </w:r>
+      <w:r>
+        <w:tab/>
+      </w:r>
+      <w:r>
+        <w:tab/>
+      </w:r>
+      <w:r>
+        <w:tab/>
+      </w:r>
+    </w:p>
+    <w:p>
+      <w:pPr>
+        <w:ind w:left="360"/>
+      </w:pPr>
+      <w:r>
+        <w:tab/>
+      </w:r>
+      <w:r>
+        <w:tab/>
+        <w:t>Yêu cầu:</w:t>
+      </w:r>
+      <w:r>
+        <w:tab/>
+      </w:r>
+      <w:r>
+        <w:tab/>
+      </w:r>
+      <w:r>
+        <w:tab/>
+      </w:r>
+    </w:p>
+    <w:p>
+      <w:pPr>
+        <w:ind w:left="360"/>
+      </w:pPr>
+      <w:r>
+        <w:tab/>
+      </w:r>
+      <w:r>
+        <w:tab/>
+        <w:t>Chạy một ứng dụng Node.js đơn giản với Express.</w:t>
+      </w:r>
+      <w:r>
+        <w:tab/>
+      </w:r>
+      <w:r>
+        <w:tab/>
+      </w:r>
+      <w:r>
+        <w:tab/>
+      </w:r>
+    </w:p>
+    <w:p>
+      <w:pPr>
+        <w:ind w:left="360"/>
+      </w:pPr>
+      <w:r>
+        <w:lastRenderedPageBreak/>
+        <w:tab/>
+      </w:r>
+      <w:r>
+        <w:drawing>
+          <wp:inline distT="0" distB="0" distL="0" distR="0" wp14:anchorId="25619319" wp14:editId="7BA8ECA3">
+            <wp:extent cx="5943600" cy="3343275"/>
+            <wp:effectExtent l="0" t="0" r="0" b="9525"/>
+            <wp:docPr id="1418380250" name="Picture 1"/>
+            <wp:cNvGraphicFramePr>
+              <a:graphicFrameLocks xmlns:a="http://schemas.openxmlformats.org/drawingml/2006/main" noChangeAspect="1"/>
+            </wp:cNvGraphicFramePr>
+            <a:graphic xmlns:a="http://schemas.openxmlformats.org/drawingml/2006/main">
+              <a:graphicData uri="http://schemas.openxmlformats.org/drawingml/2006/picture">
+                <pic:pic xmlns:pic="http://schemas.openxmlformats.org/drawingml/2006/picture">
+                  <pic:nvPicPr>
+                    <pic:cNvPr id="1418380250" name=""/>
+                    <pic:cNvPicPr/>
+                  </pic:nvPicPr>
+                  <pic:blipFill>
+                    <a:blip r:embed="rId24"/>
+                    <a:stretch>
+                      <a:fillRect/>
+                    </a:stretch>
+                  </pic:blipFill>
+                  <pic:spPr>
+                    <a:xfrm>
+                      <a:off x="0" y="0"/>
+                      <a:ext cx="5943600" cy="3343275"/>
+                    </a:xfrm>
+                    <a:prstGeom prst="rect">
+                      <a:avLst/>
+                    </a:prstGeom>
+                  </pic:spPr>
+                </pic:pic>
+              </a:graphicData>
+            </a:graphic>
+          </wp:inline>
+        </w:drawing>
+      </w:r>
+      <w:r>
+        <w:drawing>
+          <wp:inline distT="0" distB="0" distL="0" distR="0" wp14:anchorId="75C81871" wp14:editId="2AD19696">
+            <wp:extent cx="5943600" cy="3343275"/>
+            <wp:effectExtent l="0" t="0" r="0" b="9525"/>
+            <wp:docPr id="577160618" name="Picture 1"/>
+            <wp:cNvGraphicFramePr>
+              <a:graphicFrameLocks xmlns:a="http://schemas.openxmlformats.org/drawingml/2006/main" noChangeAspect="1"/>
+            </wp:cNvGraphicFramePr>
+            <a:graphic xmlns:a="http://schemas.openxmlformats.org/drawingml/2006/main">
+              <a:graphicData uri="http://schemas.openxmlformats.org/drawingml/2006/picture">
+                <pic:pic xmlns:pic="http://schemas.openxmlformats.org/drawingml/2006/picture">
+                  <pic:nvPicPr>
+                    <pic:cNvPr id="577160618" name=""/>
+                    <pic:cNvPicPr/>
+                  </pic:nvPicPr>
+                  <pic:blipFill>
+                    <a:blip r:embed="rId25"/>
+                    <a:stretch>
+                      <a:fillRect/>
+                    </a:stretch>
+                  </pic:blipFill>
+                  <pic:spPr>
+                    <a:xfrm>
+                      <a:off x="0" y="0"/>
+                      <a:ext cx="5943600" cy="3343275"/>
+                    </a:xfrm>
+                    <a:prstGeom prst="rect">
+                      <a:avLst/>
+                    </a:prstGeom>
+                  </pic:spPr>
+                </pic:pic>
+              </a:graphicData>
+            </a:graphic>
+          </wp:inline>
+        </w:drawing>
+      </w:r>
+      <w:r>
+        <w:tab/>
+      </w:r>
+      <w:r>
+        <w:tab/>
+      </w:r>
+      <w:r>
+        <w:tab/>
+      </w:r>
+      <w:r>
+        <w:tab/>
+      </w:r>
+    </w:p>
+    <w:p>
+      <w:pPr>
+        <w:ind w:left="360"/>
+      </w:pPr>
+      <w:r>
+        <w:tab/>
+        <w:t>Bài 5: Chạy Redis với Docker Compose</w:t>
+      </w:r>
+      <w:r>
+        <w:tab/>
+      </w:r>
+      <w:r>
+        <w:tab/>
+      </w:r>
+      <w:r>
+        <w:tab/>
+      </w:r>
+      <w:r>
+        <w:tab/>
+      </w:r>
+    </w:p>
+    <w:p>
+      <w:pPr>
+        <w:ind w:left="360"/>
+      </w:pPr>
+      <w:r>
+        <w:tab/>
+      </w:r>
+      <w:r>
+        <w:tab/>
+        <w:t>Yêu cầu:</w:t>
+      </w:r>
+      <w:r>
+        <w:tab/>
+      </w:r>
+      <w:r>
+        <w:tab/>
+      </w:r>
+      <w:r>
+        <w:tab/>
+      </w:r>
+    </w:p>
+    <w:p>
+      <w:pPr>
+        <w:ind w:left="360"/>
+      </w:pPr>
+      <w:r>
+        <w:tab/>
+      </w:r>
+      <w:r>
+        <w:tab/>
+        <w:t>Chạy một container Redis trên cổng 6379.</w:t>
+      </w:r>
+      <w:r>
+        <w:tab/>
+      </w:r>
+    </w:p>
+    <w:p>
+      <w:pPr>
+        <w:ind w:left="360"/>
+      </w:pPr>
+      <w:r>
+        <w:lastRenderedPageBreak/>
+        <w:drawing>
+          <wp:inline distT="0" distB="0" distL="0" distR="0" wp14:anchorId="6D988998" wp14:editId="4AAC81FB">
+            <wp:extent cx="5943600" cy="3343275"/>
+            <wp:effectExtent l="0" t="0" r="0" b="9525"/>
+            <wp:docPr id="1598159286" name="Picture 1"/>
+            <wp:cNvGraphicFramePr>
+              <a:graphicFrameLocks xmlns:a="http://schemas.openxmlformats.org/drawingml/2006/main" noChangeAspect="1"/>
+            </wp:cNvGraphicFramePr>
+            <a:graphic xmlns:a="http://schemas.openxmlformats.org/drawingml/2006/main">
+              <a:graphicData uri="http://schemas.openxmlformats.org/drawingml/2006/picture">
+                <pic:pic xmlns:pic="http://schemas.openxmlformats.org/drawingml/2006/picture">
+                  <pic:nvPicPr>
+                    <pic:cNvPr id="1598159286" name=""/>
+                    <pic:cNvPicPr/>
+                  </pic:nvPicPr>
+                  <pic:blipFill>
+                    <a:blip r:embed="rId26"/>
+                    <a:stretch>
+                      <a:fillRect/>
+                    </a:stretch>
+                  </pic:blipFill>
+                  <pic:spPr>
+                    <a:xfrm>
+                      <a:off x="0" y="0"/>
+                      <a:ext cx="5943600" cy="3343275"/>
+                    </a:xfrm>
+                    <a:prstGeom prst="rect">
+                      <a:avLst/>
+                    </a:prstGeom>
+                  </pic:spPr>
+                </pic:pic>
+              </a:graphicData>
+            </a:graphic>
+          </wp:inline>
+        </w:drawing>
+      </w:r>
+      <w:r>
+        <w:tab/>
+      </w:r>
+      <w:r>
+        <w:tab/>
+      </w:r>
+    </w:p>
+    <w:p>
+      <w:pPr>
+        <w:ind w:left="360"/>
+      </w:pPr>
+      <w:r>
+        <w:tab/>
+      </w:r>
+      <w:r>
+        <w:tab/>
+      </w:r>
+      <w:r>
+        <w:tab/>
+      </w:r>
+      <w:r>
+        <w:tab/>
+      </w:r>
+      <w:r>
+        <w:tab/>
+      </w:r>
+    </w:p>
+    <w:p>
+      <w:pPr>
+        <w:ind w:left="360"/>
+      </w:pPr>
+      <w:r>
+        <w:tab/>
+        <w:t>Bài 6: Chạy WordPress với MySQL</w:t>
+      </w:r>
+      <w:r>
+        <w:tab/>
+      </w:r>
+      <w:r>
+        <w:tab/>
+      </w:r>
+      <w:r>
+        <w:tab/>
+      </w:r>
+      <w:r>
+        <w:tab/>
+      </w:r>
+    </w:p>
+    <w:p>
+      <w:pPr>
+        <w:ind w:left="360"/>
+      </w:pPr>
+      <w:r>
+        <w:tab/>
+      </w:r>
+      <w:r>
+        <w:tab/>
+        <w:t>Yêu cầu:</w:t>
+      </w:r>
+      <w:r>
+        <w:tab/>
+      </w:r>
+      <w:r>
+        <w:tab/>
+      </w:r>
+      <w:r>
+        <w:tab/>
+      </w:r>
+    </w:p>
+    <w:p>
+      <w:pPr>
+        <w:ind w:left="360"/>
+      </w:pPr>
+      <w:r>
+        <w:tab/>
+      </w:r>
+      <w:r>
+        <w:tab/>
+        <w:t>Chạy WordPress với MySQL bằng Docker Compose.</w:t>
+      </w:r>
+      <w:r>
+        <w:tab/>
+      </w:r>
+      <w:r>
+        <w:tab/>
+      </w:r>
+      <w:r>
+        <w:tab/>
+      </w:r>
+    </w:p>
+    <w:p>
+      <w:pPr>
+        <w:ind w:left="360"/>
+      </w:pPr>
+      <w:r>
+        <w:tab/>
+      </w:r>
+      <w:r>
+        <w:tab/>
+      </w:r>
+      <w:r>
+        <w:lastRenderedPageBreak/>
+        <w:drawing>
+          <wp:inline distT="0" distB="0" distL="0" distR="0" wp14:anchorId="42D81D49" wp14:editId="156D97C7">
+            <wp:extent cx="5943600" cy="3343275"/>
+            <wp:effectExtent l="0" t="0" r="0" b="9525"/>
+            <wp:docPr id="575700964" name="Picture 1"/>
+            <wp:cNvGraphicFramePr>
+              <a:graphicFrameLocks xmlns:a="http://schemas.openxmlformats.org/drawingml/2006/main" noChangeAspect="1"/>
+            </wp:cNvGraphicFramePr>
+            <a:graphic xmlns:a="http://schemas.openxmlformats.org/drawingml/2006/main">
+              <a:graphicData uri="http://schemas.openxmlformats.org/drawingml/2006/picture">
+                <pic:pic xmlns:pic="http://schemas.openxmlformats.org/drawingml/2006/picture">
+                  <pic:nvPicPr>
+                    <pic:cNvPr id="575700964" name=""/>
+                    <pic:cNvPicPr/>
+                  </pic:nvPicPr>
+                  <pic:blipFill>
+                    <a:blip r:embed="rId27"/>
+                    <a:stretch>
+                      <a:fillRect/>
+                    </a:stretch>
+                  </pic:blipFill>
+                  <pic:spPr>
+                    <a:xfrm>
+                      <a:off x="0" y="0"/>
+                      <a:ext cx="5943600" cy="3343275"/>
+                    </a:xfrm>
+                    <a:prstGeom prst="rect">
+                      <a:avLst/>
+                    </a:prstGeom>
+                  </pic:spPr>
+                </pic:pic>
+              </a:graphicData>
+            </a:graphic>
+          </wp:inline>
+        </w:drawing>
+      </w:r>
+      <w:r>
+        <w:tab/>
+      </w:r>
+      <w:r>
+        <w:tab/>
+      </w:r>
+      <w:r>
+        <w:tab/>
+      </w:r>
+    </w:p>
+    <w:p>
+      <w:pPr>
+        <w:ind w:left="360"/>
+      </w:pPr>
+      <w:r>
+        <w:tab/>
+        <w:t>Bài 7: Chạy MongoDB với Docker Compose</w:t>
+      </w:r>
+      <w:r>
+        <w:tab/>
+      </w:r>
+      <w:r>
+        <w:tab/>
+      </w:r>
+      <w:r>
+        <w:tab/>
+      </w:r>
+      <w:r>
+        <w:tab/>
+      </w:r>
+    </w:p>
+    <w:p>
+      <w:pPr>
+        <w:ind w:left="360"/>
+      </w:pPr>
+      <w:r>
+        <w:tab/>
+      </w:r>
+      <w:r>
+        <w:tab/>
+        <w:t>Yêu cầu:</w:t>
+      </w:r>
+      <w:r>
+        <w:tab/>
+      </w:r>
+      <w:r>
+        <w:tab/>
+      </w:r>
+      <w:r>
+        <w:tab/>
+      </w:r>
+    </w:p>
+    <w:p>
+      <w:pPr>
+        <w:ind w:left="360"/>
+      </w:pPr>
+      <w:r>
+        <w:tab/>
+      </w:r>
+      <w:r>
+        <w:tab/>
+        <w:t>Chạy MongoDB và Mongo Express để quản lý.</w:t>
+      </w:r>
+      <w:r>
+        <w:tab/>
+      </w:r>
+      <w:r>
+        <w:tab/>
+      </w:r>
+      <w:r>
+        <w:tab/>
+      </w:r>
+    </w:p>
+    <w:p>
+      <w:pPr>
+        <w:ind w:left="360"/>
+      </w:pPr>
+      <w:r>
+        <w:lastRenderedPageBreak/>
+        <w:tab/>
+      </w:r>
+      <w:r>
+        <w:drawing>
+          <wp:inline distT="0" distB="0" distL="0" distR="0" wp14:anchorId="50C4D291" wp14:editId="0865AE91">
+            <wp:extent cx="5943600" cy="3343275"/>
+            <wp:effectExtent l="0" t="0" r="0" b="9525"/>
+            <wp:docPr id="399345299" name="Picture 1"/>
+            <wp:cNvGraphicFramePr>
+              <a:graphicFrameLocks xmlns:a="http://schemas.openxmlformats.org/drawingml/2006/main" noChangeAspect="1"/>
+            </wp:cNvGraphicFramePr>
+            <a:graphic xmlns:a="http://schemas.openxmlformats.org/drawingml/2006/main">
+              <a:graphicData uri="http://schemas.openxmlformats.org/drawingml/2006/picture">
+                <pic:pic xmlns:pic="http://schemas.openxmlformats.org/drawingml/2006/picture">
+                  <pic:nvPicPr>
+                    <pic:cNvPr id="399345299" name=""/>
+                    <pic:cNvPicPr/>
+                  </pic:nvPicPr>
+                  <pic:blipFill>
+                    <a:blip r:embed="rId28"/>
+                    <a:stretch>
+                      <a:fillRect/>
+                    </a:stretch>
+                  </pic:blipFill>
+                  <pic:spPr>
+                    <a:xfrm>
+                      <a:off x="0" y="0"/>
+                      <a:ext cx="5943600" cy="3343275"/>
+                    </a:xfrm>
+                    <a:prstGeom prst="rect">
+                      <a:avLst/>
+                    </a:prstGeom>
+                  </pic:spPr>
+                </pic:pic>
+              </a:graphicData>
+            </a:graphic>
+          </wp:inline>
+        </w:drawing>
+      </w:r>
+      <w:r>
+        <w:tab/>
+      </w:r>
+      <w:r>
+        <w:tab/>
+      </w:r>
+      <w:r>
+        <w:tab/>
+      </w:r>
+      <w:r>
+        <w:tab/>
+      </w:r>
+    </w:p>
+    <w:p>
+      <w:pPr>
+        <w:ind w:left="360"/>
+      </w:pPr>
+      <w:r>
+        <w:tab/>
+        <w:t>Bài 8: Kết nối nhiều dịch vụ với Docker Compose</w:t>
+      </w:r>
+      <w:r>
+        <w:tab/>
+      </w:r>
+      <w:r>
+        <w:tab/>
+      </w:r>
+      <w:r>
+        <w:tab/>
+      </w:r>
+      <w:r>
+        <w:tab/>
+      </w:r>
+    </w:p>
+    <w:p>
+      <w:pPr>
+        <w:ind w:left="360"/>
+      </w:pPr>
+      <w:r>
+        <w:tab/>
+      </w:r>
+      <w:r>
+        <w:tab/>
+        <w:t>Yêu cầu:</w:t>
+      </w:r>
+      <w:r>
+        <w:tab/>
+      </w:r>
+      <w:r>
+        <w:tab/>
+      </w:r>
+      <w:r>
+        <w:tab/>
+      </w:r>
+    </w:p>
+    <w:p>
+      <w:pPr>
+        <w:ind w:left="360"/>
+      </w:pPr>
+      <w:r>
+        <w:tab/>
+      </w:r>
+      <w:r>
+        <w:tab/>
+        <w:t>Chạy Node.js kết nối với MySQL.</w:t>
+      </w:r>
+      <w:r>
+        <w:tab/>
+      </w:r>
+      <w:r>
+        <w:tab/>
+      </w:r>
+      <w:r>
+        <w:tab/>
+      </w:r>
+    </w:p>
+    <w:p>
+      <w:pPr>
+        <w:ind w:left="360"/>
+      </w:pPr>
+      <w:r>
+        <w:tab/>
+      </w:r>
+      <w:r>
+        <w:tab/>
+      </w:r>
+      <w:r>
+        <w:tab/>
+      </w:r>
+      <w:r>
+        <w:tab/>
+      </w:r>
+      <w:r>
+        <w:tab/>
+      </w:r>
+    </w:p>
+    <w:p>
+      <w:pPr>
+        <w:ind w:left="360"/>
+      </w:pPr>
+      <w:r>
+        <w:tab/>
+        <w:t>Bài 9: Chạy ứng dụng Python Flask với Docker Compose</w:t>
+      </w:r>
+      <w:r>
+        <w:tab/>
+      </w:r>
+      <w:r>
+        <w:tab/>
+      </w:r>
+      <w:r>
+        <w:tab/>
+      </w:r>
+      <w:r>
+        <w:tab/>
+      </w:r>
+    </w:p>
+    <w:p>
+      <w:pPr>
+        <w:ind w:left="360"/>
+      </w:pPr>
+      <w:r>
+        <w:tab/>
+      </w:r>
+      <w:r>
+        <w:tab/>
+        <w:t>Yêu cầu:</w:t>
+      </w:r>
+      <w:r>
+        <w:tab/>
+      </w:r>
+      <w:r>
+        <w:tab/>
+      </w:r>
+      <w:r>
+        <w:tab/>
+      </w:r>
+    </w:p>
+    <w:p>
+      <w:pPr>
+        <w:ind w:left="360"/>
+      </w:pPr>
+      <w:r>
+        <w:tab/>
+      </w:r>
+      <w:r>
+        <w:tab/>
+        <w:t>Chạy ứng dụng Flask đơn giản với Docker Compose.</w:t>
+      </w:r>
+      <w:r>
+        <w:tab/>
+      </w:r>
+      <w:r>
+        <w:tab/>
+      </w:r>
+      <w:r>
+        <w:tab/>
+      </w:r>
+    </w:p>
+    <w:p>
+      <w:pPr>
+        <w:ind w:left="360"/>
+      </w:pPr>
+      <w:r>
+        <w:lastRenderedPageBreak/>
+        <w:tab/>
+      </w:r>
+      <w:r>
+        <w:drawing>
+          <wp:inline distT="0" distB="0" distL="0" distR="0" wp14:anchorId="69018BDB" wp14:editId="5798720A">
+            <wp:extent cx="5943600" cy="3343275"/>
+            <wp:effectExtent l="0" t="0" r="0" b="9525"/>
+            <wp:docPr id="1364456721" name="Picture 1"/>
+            <wp:cNvGraphicFramePr>
+              <a:graphicFrameLocks xmlns:a="http://schemas.openxmlformats.org/drawingml/2006/main" noChangeAspect="1"/>
+            </wp:cNvGraphicFramePr>
+            <a:graphic xmlns:a="http://schemas.openxmlformats.org/drawingml/2006/main">
+              <a:graphicData uri="http://schemas.openxmlformats.org/drawingml/2006/picture">
+                <pic:pic xmlns:pic="http://schemas.openxmlformats.org/drawingml/2006/picture">
+                  <pic:nvPicPr>
+                    <pic:cNvPr id="1364456721" name=""/>
+                    <pic:cNvPicPr/>
+                  </pic:nvPicPr>
+                  <pic:blipFill>
+                    <a:blip r:embed="rId29"/>
+                    <a:stretch>
+                      <a:fillRect/>
+                    </a:stretch>
+                  </pic:blipFill>
+                  <pic:spPr>
+                    <a:xfrm>
+                      <a:off x="0" y="0"/>
+                      <a:ext cx="5943600" cy="3343275"/>
+                    </a:xfrm>
+                    <a:prstGeom prst="rect">
+                      <a:avLst/>
+                    </a:prstGeom>
+                  </pic:spPr>
+                </pic:pic>
+              </a:graphicData>
+            </a:graphic>
+          </wp:inline>
+        </w:drawing>
+      </w:r>
+      <w:r>
+        <w:tab/>
+      </w:r>
+      <w:r>
+        <w:tab/>
+      </w:r>
+      <w:r>
+        <w:tab/>
+      </w:r>
+      <w:r>
+        <w:tab/>
+      </w:r>
+    </w:p>
+    <w:p>
+      <w:pPr>
+        <w:ind w:left="360"/>
+      </w:pPr>
+      <w:r>
+        <w:tab/>
+        <w:t>Bài 10: Lưu trữ dữ liệu với Docker Volumes</w:t>
+      </w:r>
+      <w:r>
+        <w:tab/>
+      </w:r>
+      <w:r>
+        <w:tab/>
+      </w:r>
+      <w:r>
+        <w:tab/>
+      </w:r>
+      <w:r>
+        <w:tab/>
+      </w:r>
+    </w:p>
+    <w:p>
+      <w:pPr>
+        <w:ind w:left="360"/>
+      </w:pPr>
+      <w:r>
+        <w:tab/>
+      </w:r>
+      <w:r>
+        <w:tab/>
+        <w:t>Yêu cầu:</w:t>
+      </w:r>
+      <w:r>
+        <w:tab/>
+      </w:r>
+      <w:r>
+        <w:tab/>
+      </w:r>
+      <w:r>
+        <w:tab/>
+      </w:r>
+    </w:p>
+    <w:p>
+      <w:pPr>
+        <w:ind w:left="360"/>
+      </w:pPr>
+      <w:r>
+        <w:tab/>
+      </w:r>
+      <w:r>
+        <w:tab/>
+        <w:t>Chạy MySQL và gắn volume để dữ liệu không bị mất.</w:t>
+      </w:r>
+      <w:r>
+        <w:tab/>
+      </w:r>
+      <w:r>
+        <w:tab/>
+      </w:r>
+      <w:r>
+        <w:tab/>
+      </w:r>
+    </w:p>
+    <w:p>
+      <w:pPr>
+        <w:ind w:left="360"/>
+      </w:pPr>
+      <w:r>
+        <w:lastRenderedPageBreak/>
+        <w:tab/>
+      </w:r>
+      <w:r>
+        <w:drawing>
+          <wp:inline distT="0" distB="0" distL="0" distR="0" wp14:anchorId="29049020" wp14:editId="412B43D9">
+            <wp:extent cx="5943600" cy="3343275"/>
+            <wp:effectExtent l="0" t="0" r="0" b="9525"/>
+            <wp:docPr id="2012995022" name="Picture 1"/>
+            <wp:cNvGraphicFramePr>
+              <a:graphicFrameLocks xmlns:a="http://schemas.openxmlformats.org/drawingml/2006/main" noChangeAspect="1"/>
+            </wp:cNvGraphicFramePr>
+            <a:graphic xmlns:a="http://schemas.openxmlformats.org/drawingml/2006/main">
+              <a:graphicData uri="http://schemas.openxmlformats.org/drawingml/2006/picture">
+                <pic:pic xmlns:pic="http://schemas.openxmlformats.org/drawingml/2006/picture">
+                  <pic:nvPicPr>
+                    <pic:cNvPr id="2012995022" name=""/>
+                    <pic:cNvPicPr/>
+                  </pic:nvPicPr>
+                  <pic:blipFill>
+                    <a:blip r:embed="rId30"/>
+                    <a:stretch>
+                      <a:fillRect/>
+                    </a:stretch>
+                  </pic:blipFill>
+                  <pic:spPr>
+                    <a:xfrm>
+                      <a:off x="0" y="0"/>
+                      <a:ext cx="5943600" cy="3343275"/>
+                    </a:xfrm>
+                    <a:prstGeom prst="rect">
+                      <a:avLst/>
+                    </a:prstGeom>
+                  </pic:spPr>
+                </pic:pic>
+              </a:graphicData>
+            </a:graphic>
+          </wp:inline>
+        </w:drawing>
+      </w:r>
+      <w:r>
+        <w:tab/>
+      </w:r>
+      <w:r>
+        <w:tab/>
+      </w:r>
+      <w:r>
+        <w:tab/>
+      </w:r>
+      <w:r>
+        <w:tab/>
+      </w:r>
+    </w:p>
+    <w:p>
+      <w:pPr>
+        <w:ind w:left="360"/>
+      </w:pPr>
+      <w:r>
+        <w:tab/>
+        <w:t>Bài 11: Chạy dịch vụ Postgres với Adminer</w:t>
+      </w:r>
+      <w:r>
+        <w:tab/>
+      </w:r>
+      <w:r>
+        <w:tab/>
+      </w:r>
+      <w:r>
+        <w:tab/>
+      </w:r>
+      <w:r>
+        <w:tab/>
+      </w:r>
+    </w:p>
+    <w:p>
+      <w:pPr>
+        <w:ind w:left="360"/>
+      </w:pPr>
+      <w:r>
+        <w:tab/>
+      </w:r>
+      <w:r>
+        <w:tab/>
+        <w:t>Yêu cầu:</w:t>
+      </w:r>
+      <w:r>
+        <w:tab/>
+      </w:r>
+      <w:r>
+        <w:tab/>
+      </w:r>
+      <w:r>
+        <w:tab/>
+      </w:r>
+    </w:p>
+    <w:p>
+      <w:pPr>
+        <w:ind w:left="360"/>
+      </w:pPr>
+      <w:r>
+        <w:tab/>
+      </w:r>
+      <w:r>
+        <w:tab/>
+        <w:t>Chạy PostgreSQL và Adminer (công cụ quản lý database) bằng Docker Compose.</w:t>
+      </w:r>
+      <w:r>
+        <w:tab/>
+      </w:r>
+      <w:r>
+        <w:tab/>
+      </w:r>
+      <w:r>
+        <w:tab/>
+      </w:r>
+    </w:p>
+    <w:p>
+      <w:pPr>
+        <w:ind w:left="360"/>
+      </w:pPr>
+      <w:r>
+        <w:tab/>
+      </w:r>
+      <w:r>
+        <w:tab/>
+        <w:t>PostgreSQL phải có database tên mydb, user là user, password là password.</w:t>
+      </w:r>
+      <w:r>
+        <w:tab/>
+      </w:r>
+      <w:r>
+        <w:tab/>
+      </w:r>
+      <w:r>
+        <w:tab/>
+      </w:r>
+    </w:p>
+    <w:p>
+      <w:pPr>
+        <w:ind w:left="360"/>
+      </w:pPr>
+      <w:r>
+        <w:tab/>
+      </w:r>
+      <w:r>
+        <w:tab/>
+        <w:t>Adminer chạy trên cổng 8083</w:t>
+      </w:r>
+      <w:r>
+        <w:tab/>
+      </w:r>
+      <w:r>
+        <w:tab/>
+      </w:r>
+      <w:r>
+        <w:tab/>
+      </w:r>
+    </w:p>
+    <w:p>
+      <w:pPr>
+        <w:ind w:left="360"/>
+      </w:pPr>
+      <w:r>
+        <w:tab/>
+      </w:r>
+      <w:r>
+        <w:tab/>
+      </w:r>
+      <w:r>
+        <w:tab/>
+      </w:r>
+      <w:r>
+        <w:tab/>
+      </w:r>
+      <w:r>
+        <w:tab/>
+      </w:r>
+    </w:p>
+    <w:p>
+      <w:pPr>
+        <w:ind w:left="360"/>
+      </w:pPr>
+      <w:r>
+        <w:tab/>
+        <w:t>Bài 12: Giám sát container với Prometheus và Grafana</w:t>
+      </w:r>
+      <w:r>
+        <w:tab/>
+      </w:r>
+      <w:r>
+        <w:tab/>
+      </w:r>
+      <w:r>
+        <w:tab/>
+      </w:r>
+      <w:r>
+        <w:tab/>
+      </w:r>
+    </w:p>
+    <w:p>
+      <w:pPr>
+        <w:ind w:left="360"/>
+      </w:pPr>
+      <w:r>
+        <w:tab/>
+      </w:r>
+      <w:r>
+        <w:tab/>
+        <w:t>Yêu cầu:</w:t>
+      </w:r>
+      <w:r>
+        <w:tab/>
+      </w:r>
+      <w:r>
+        <w:tab/>
+      </w:r>
+      <w:r>
+        <w:tab/>
+      </w:r>
+    </w:p>
+    <w:p>
+      <w:pPr>
+        <w:ind w:left="360"/>
+      </w:pPr>
+      <w:r>
+        <w:tab/>
+      </w:r>
+      <w:r>
+        <w:tab/>
+        <w:t>Chạy Prometheus, Grafana và Node Exporter bằng Docker Compose để giám sát hệ thống.</w:t>
+      </w:r>
+      <w:r>
+        <w:tab/>
+      </w:r>
+      <w:r>
+        <w:tab/>
+      </w:r>
+      <w:r>
+        <w:tab/>
+      </w:r>
+    </w:p>
+    <w:p>
+      <w:pPr>
+        <w:ind w:left="360"/>
+      </w:pPr>
+      <w:r>
+        <w:tab/>
+      </w:r>
+      <w:r>
+        <w:tab/>
+      </w:r>
+      <w:r>
+        <w:tab/>
+      </w:r>
+      <w:r>
+        <w:tab/>
+      </w:r>
+      <w:r>
+        <w:tab/>
+      </w:r>
+    </w:p>
+    <w:p>
+      <w:pPr>
+        <w:ind w:left="360"/>
+      </w:pPr>
+      <w:r>
+        <w:tab/>
+        <w:t>Bài 13: Chạy ứng dụng React với Nginx</w:t>
+      </w:r>
+      <w:r>
+        <w:tab/>
+      </w:r>
+      <w:r>
+        <w:tab/>
+      </w:r>
+      <w:r>
+        <w:tab/>
+      </w:r>
+      <w:r>
+        <w:tab/>
+      </w:r>
+    </w:p>
+    <w:p>
+      <w:pPr>
+        <w:ind w:left="360"/>
+      </w:pPr>
+      <w:r>
+        <w:tab/>
+      </w:r>
+      <w:r>
+        <w:tab/>
+        <w:t>Yêu cầu:</w:t>
+      </w:r>
+      <w:r>
+        <w:tab/>
+      </w:r>
+      <w:r>
+        <w:tab/>
+      </w:r>
+      <w:r>
+        <w:tab/>
+      </w:r>
+    </w:p>
+    <w:p>
+      <w:pPr>
+        <w:ind w:left="360"/>
+      </w:pPr>
+      <w:r>
+        <w:tab/>
+      </w:r>
+      <w:r>
+        <w:tab/>
+        <w:t>Chạy một ứng dụng React và serve nó bằng Nginx.</w:t>
+      </w:r>
+      <w:r>
+        <w:tab/>
+      </w:r>
+      <w:r>
+        <w:tab/>
+      </w:r>
+      <w:r>
+        <w:tab/>
+      </w:r>
+    </w:p>
+    <w:p>
+      <w:pPr>
+        <w:ind w:left="360"/>
+      </w:pPr>
+      <w:r>
+        <w:lastRenderedPageBreak/>
+        <w:tab/>
+      </w:r>
+      <w:r>
+        <w:tab/>
+      </w:r>
+      <w:r>
+        <w:tab/>
+      </w:r>
+      <w:r>
+        <w:tab/>
+      </w:r>
+      <w:r>
+        <w:tab/>
+      </w:r>
+    </w:p>
+    <w:p>
+      <w:pPr>
+        <w:ind w:left="360"/>
+      </w:pPr>
+      <w:r>
+        <w:tab/>
+        <w:t>Bài 14: Cấu hình mạng riêng giữa các container</w:t>
+      </w:r>
+      <w:r>
+        <w:tab/>
+      </w:r>
+      <w:r>
+        <w:tab/>
+      </w:r>
+      <w:r>
+        <w:tab/>
+      </w:r>
+      <w:r>
+        <w:tab/>
+      </w:r>
+    </w:p>
+    <w:p>
+      <w:pPr>
+        <w:ind w:left="360"/>
+      </w:pPr>
+      <w:r>
+        <w:tab/>
+      </w:r>
+      <w:r>
+        <w:tab/>
+        <w:t>Yêu cầu:</w:t>
+      </w:r>
+      <w:r>
+        <w:tab/>
+      </w:r>
+      <w:r>
+        <w:tab/>
+      </w:r>
+      <w:r>
+        <w:tab/>
+      </w:r>
+    </w:p>
+    <w:p>
+      <w:pPr>
+        <w:ind w:left="360"/>
+      </w:pPr>
+      <w:r>
+        <w:tab/>
+      </w:r>
+      <w:r>
+        <w:tab/>
+        <w:t>Chạy 2 container có thể giao tiếp với nhau trong một mạng riêng.</w:t>
+      </w:r>
+      <w:r>
+        <w:tab/>
+      </w:r>
+      <w:r>
+        <w:tab/>
+      </w:r>
+      <w:r>
+        <w:tab/>
+      </w:r>
+    </w:p>
+    <w:p>
+      <w:pPr>
+        <w:ind w:left="360"/>
+      </w:pPr>
+      <w:r>
+        <w:tab/>
+      </w:r>
+      <w:r>
+        <w:tab/>
+      </w:r>
+      <w:r>
+        <w:drawing>
+          <wp:inline distT="0" distB="0" distL="0" distR="0" wp14:anchorId="09CAA461" wp14:editId="4D9C8DEF">
+            <wp:extent cx="5943600" cy="3343275"/>
+            <wp:effectExtent l="0" t="0" r="0" b="9525"/>
+            <wp:docPr id="1943053659" name="Picture 1"/>
+            <wp:cNvGraphicFramePr>
+              <a:graphicFrameLocks xmlns:a="http://schemas.openxmlformats.org/drawingml/2006/main" noChangeAspect="1"/>
+            </wp:cNvGraphicFramePr>
+            <a:graphic xmlns:a="http://schemas.openxmlformats.org/drawingml/2006/main">
+              <a:graphicData uri="http://schemas.openxmlformats.org/drawingml/2006/picture">
+                <pic:pic xmlns:pic="http://schemas.openxmlformats.org/drawingml/2006/picture">
+                  <pic:nvPicPr>
+                    <pic:cNvPr id="1943053659" name=""/>
+                    <pic:cNvPicPr/>
+                  </pic:nvPicPr>
+                  <pic:blipFill>
+                    <a:blip r:embed="rId31"/>
+                    <a:stretch>
+                      <a:fillRect/>
+                    </a:stretch>
+                  </pic:blipFill>
+                  <pic:spPr>
+                    <a:xfrm>
+                      <a:off x="0" y="0"/>
+                      <a:ext cx="5943600" cy="3343275"/>
+                    </a:xfrm>
+                    <a:prstGeom prst="rect">
+                      <a:avLst/>
+                    </a:prstGeom>
+                  </pic:spPr>
+                </pic:pic>
+              </a:graphicData>
+            </a:graphic>
+          </wp:inline>
+        </w:drawing>
+      </w:r>
+      <w:r>
+        <w:tab/>
+      </w:r>
+      <w:r>
+        <w:tab/>
+      </w:r>
+      <w:r>
+        <w:tab/>
+      </w:r>
+    </w:p>
+    <w:p>
+      <w:pPr>
+        <w:ind w:left="360"/>
+      </w:pPr>
+      <w:r>
+        <w:tab/>
+        <w:t>Bài 15: Giới hạn tài nguyên cho container</w:t>
+      </w:r>
+      <w:r>
+        <w:tab/>
+      </w:r>
+      <w:r>
+        <w:tab/>
+      </w:r>
+      <w:r>
+        <w:tab/>
+      </w:r>
+      <w:r>
+        <w:tab/>
+      </w:r>
+    </w:p>
+    <w:p>
+      <w:pPr>
+        <w:ind w:left="360"/>
+      </w:pPr>
+      <w:r>
+        <w:tab/>
+      </w:r>
+      <w:r>
+        <w:tab/>
+        <w:t>Yêu cầu:</w:t>
+      </w:r>
+      <w:r>
+        <w:tab/>
+      </w:r>
+      <w:r>
+        <w:tab/>
+      </w:r>
+      <w:r>
+        <w:tab/>
+      </w:r>
+    </w:p>
+    <w:p>
+      <w:pPr>
+        <w:ind w:left="360"/>
+      </w:pPr>
+      <w:r>
+        <w:tab/>
+      </w:r>
+      <w:r>
+        <w:tab/>
+        <w:t>Giới hạn CPU và RAM cho một container Redis.</w:t>
+      </w:r>
+      <w:r>
+        <w:tab/>
+      </w:r>
+    </w:p>
+    <w:p>
+      <w:pPr>
+        <w:ind w:left="360"/>
+      </w:pPr>
+      <w:r>
+        <w:lastRenderedPageBreak/>
+        <w:drawing>
+          <wp:inline distT="0" distB="0" distL="0" distR="0" wp14:anchorId="3DD2C9F5" wp14:editId="2002E9CC">
+            <wp:extent cx="5943600" cy="3343275"/>
+            <wp:effectExtent l="0" t="0" r="0" b="9525"/>
+            <wp:docPr id="419313062" name="Picture 1"/>
+            <wp:cNvGraphicFramePr>
+              <a:graphicFrameLocks xmlns:a="http://schemas.openxmlformats.org/drawingml/2006/main" noChangeAspect="1"/>
+            </wp:cNvGraphicFramePr>
+            <a:graphic xmlns:a="http://schemas.openxmlformats.org/drawingml/2006/main">
+              <a:graphicData uri="http://schemas.openxmlformats.org/drawingml/2006/picture">
+                <pic:pic xmlns:pic="http://schemas.openxmlformats.org/drawingml/2006/picture">
+                  <pic:nvPicPr>
+                    <pic:cNvPr id="419313062" name=""/>
+                    <pic:cNvPicPr/>
+                  </pic:nvPicPr>
+                  <pic:blipFill>
+                    <a:blip r:embed="rId32"/>
+                    <a:stretch>
+                      <a:fillRect/>
+                    </a:stretch>
+                  </pic:blipFill>
+                  <pic:spPr>
+                    <a:xfrm>
+                      <a:off x="0" y="0"/>
+                      <a:ext cx="5943600" cy="3343275"/>
+                    </a:xfrm>
+                    <a:prstGeom prst="rect">
+                      <a:avLst/>
+                    </a:prstGeom>
+                  </pic:spPr>
+                </pic:pic>
+              </a:graphicData>
+            </a:graphic>
+          </wp:inline>
+        </w:drawing>
+      </w:r>
+      <w:r>
+        <w:tab/>
+      </w:r>
+      <w:r>
+        <w:tab/>
+      </w:r>
+    </w:p>
+    <w:p>
+      <w:pPr>
+        <w:ind w:left="360"/>
+      </w:pPr>
+      <w:r>
+        <w:tab/>
+      </w:r>
+      <w:r>
+        <w:tab/>
+      </w:r>
+      <w:r>
+        <w:tab/>
+      </w:r>
+      <w:r>
+        <w:tab/>
+      </w:r>
+      <w:r>
+        <w:tab/>
       </w:r>
     </w:p>
     <w:sectPr>
